--- a/documentacion/Tecnologias_utilizadas.docx
+++ b/documentacion/Tecnologias_utilizadas.docx
@@ -448,7 +448,7 @@
     <w:sdt>
       <w:sdtPr>
         <w:alias w:val="Contenido"/>
-        <w:id w:val="1419981872"/>
+        <w:id w:val="2129892807"/>
       </w:sdtPr>
       <w:sdtEndPr/>
       <w:sdtContent>
@@ -477,7 +477,7 @@
           <w:r>
             <w:fldChar w:fldCharType="separate"/>
           </w:r>
-          <w:hyperlink w:anchor="_Toc242791774" w:history="1">
+          <w:hyperlink w:anchor="_Toc243055467" w:history="1">
             <w:r>
               <w:rPr>
                 <w:rStyle w:val="Hipervnculo"/>
@@ -501,7 +501,7 @@
               <w:rPr>
                 <w:noProof/>
               </w:rPr>
-              <w:instrText xml:space="preserve"> PAGEREF _Toc242791774 \h </w:instrText>
+              <w:instrText xml:space="preserve"> PAGEREF _Toc243055467 \h </w:instrText>
             </w:r>
             <w:r>
               <w:rPr>
@@ -544,7 +544,7 @@
               <w14:ligatures w14:val="standardContextual"/>
             </w:rPr>
           </w:pPr>
-          <w:hyperlink w:anchor="_Toc242791775" w:history="1">
+          <w:hyperlink w:anchor="_Toc243055468" w:history="1">
             <w:r>
               <w:rPr>
                 <w:rStyle w:val="Hipervnculo"/>
@@ -568,7 +568,7 @@
               <w:rPr>
                 <w:noProof/>
               </w:rPr>
-              <w:instrText xml:space="preserve"> PAGEREF _Toc242791775 \h </w:instrText>
+              <w:instrText xml:space="preserve"> PAGEREF _Toc243055468 \h </w:instrText>
             </w:r>
             <w:r>
               <w:rPr>
@@ -611,7 +611,7 @@
               <w14:ligatures w14:val="standardContextual"/>
             </w:rPr>
           </w:pPr>
-          <w:hyperlink w:anchor="_Toc242791776" w:history="1">
+          <w:hyperlink w:anchor="_Toc243055469" w:history="1">
             <w:r>
               <w:rPr>
                 <w:rStyle w:val="Hipervnculo"/>
@@ -635,7 +635,7 @@
               <w:rPr>
                 <w:noProof/>
               </w:rPr>
-              <w:instrText xml:space="preserve"> PAGEREF _Toc242791776 \h </w:instrText>
+              <w:instrText xml:space="preserve"> PAGEREF _Toc243055469 \h </w:instrText>
             </w:r>
             <w:r>
               <w:rPr>
@@ -678,7 +678,7 @@
               <w14:ligatures w14:val="standardContextual"/>
             </w:rPr>
           </w:pPr>
-          <w:hyperlink w:anchor="_Toc242791777" w:history="1">
+          <w:hyperlink w:anchor="_Toc243055470" w:history="1">
             <w:r>
               <w:rPr>
                 <w:rStyle w:val="Hipervnculo"/>
@@ -702,7 +702,7 @@
               <w:rPr>
                 <w:noProof/>
               </w:rPr>
-              <w:instrText xml:space="preserve"> PAGEREF _Toc242791777 \h </w:instrText>
+              <w:instrText xml:space="preserve"> PAGEREF _Toc243055470 \h </w:instrText>
             </w:r>
             <w:r>
               <w:rPr>
@@ -745,7 +745,7 @@
               <w14:ligatures w14:val="standardContextual"/>
             </w:rPr>
           </w:pPr>
-          <w:hyperlink w:anchor="_Toc242791778" w:history="1">
+          <w:hyperlink w:anchor="_Toc243055471" w:history="1">
             <w:r>
               <w:rPr>
                 <w:rStyle w:val="Hipervnculo"/>
@@ -769,7 +769,7 @@
               <w:rPr>
                 <w:noProof/>
               </w:rPr>
-              <w:instrText xml:space="preserve"> PAGEREF _Toc242791778 \h </w:instrText>
+              <w:instrText xml:space="preserve"> PAGEREF _Toc243055471 \h </w:instrText>
             </w:r>
             <w:r>
               <w:rPr>
@@ -812,7 +812,7 @@
               <w14:ligatures w14:val="standardContextual"/>
             </w:rPr>
           </w:pPr>
-          <w:hyperlink w:anchor="_Toc242791779" w:history="1">
+          <w:hyperlink w:anchor="_Toc243055472" w:history="1">
             <w:r>
               <w:rPr>
                 <w:rStyle w:val="Hipervnculo"/>
@@ -836,7 +836,7 @@
               <w:rPr>
                 <w:noProof/>
               </w:rPr>
-              <w:instrText xml:space="preserve"> PAGEREF _Toc242791779 \h </w:instrText>
+              <w:instrText xml:space="preserve"> PAGEREF _Toc243055472 \h </w:instrText>
             </w:r>
             <w:r>
               <w:rPr>
@@ -879,7 +879,7 @@
               <w14:ligatures w14:val="standardContextual"/>
             </w:rPr>
           </w:pPr>
-          <w:hyperlink w:anchor="_Toc242791780" w:history="1">
+          <w:hyperlink w:anchor="_Toc243055473" w:history="1">
             <w:r>
               <w:rPr>
                 <w:rStyle w:val="Hipervnculo"/>
@@ -903,7 +903,7 @@
               <w:rPr>
                 <w:noProof/>
               </w:rPr>
-              <w:instrText xml:space="preserve"> PAGEREF _Toc242791780 \h </w:instrText>
+              <w:instrText xml:space="preserve"> PAGEREF _Toc243055473 \h </w:instrText>
             </w:r>
             <w:r>
               <w:rPr>
@@ -946,7 +946,7 @@
               <w14:ligatures w14:val="standardContextual"/>
             </w:rPr>
           </w:pPr>
-          <w:hyperlink w:anchor="_Toc242791781" w:history="1">
+          <w:hyperlink w:anchor="_Toc243055474" w:history="1">
             <w:r>
               <w:rPr>
                 <w:rStyle w:val="Hipervnculo"/>
@@ -970,7 +970,7 @@
               <w:rPr>
                 <w:noProof/>
               </w:rPr>
-              <w:instrText xml:space="preserve"> PAGEREF _Toc242791781 \h </w:instrText>
+              <w:instrText xml:space="preserve"> PAGEREF _Toc243055474 \h </w:instrText>
             </w:r>
             <w:r>
               <w:rPr>
@@ -1013,7 +1013,7 @@
               <w14:ligatures w14:val="standardContextual"/>
             </w:rPr>
           </w:pPr>
-          <w:hyperlink w:anchor="_Toc242791782" w:history="1">
+          <w:hyperlink w:anchor="_Toc243055475" w:history="1">
             <w:r>
               <w:rPr>
                 <w:rStyle w:val="Hipervnculo"/>
@@ -1037,7 +1037,7 @@
               <w:rPr>
                 <w:noProof/>
               </w:rPr>
-              <w:instrText xml:space="preserve"> PAGEREF _Toc242791782 \h </w:instrText>
+              <w:instrText xml:space="preserve"> PAGEREF _Toc243055475 \h </w:instrText>
             </w:r>
             <w:r>
               <w:rPr>
@@ -1081,7 +1081,7 @@
         <w:pStyle w:val="Ttulo1"/>
         <w:keepNext/>
       </w:pPr>
-      <w:bookmarkStart w:id="0" w:name="_Toc242791774"/>
+      <w:bookmarkStart w:id="0" w:name="_Toc243055467"/>
       <w:r>
         <w:t>1. Resumen</w:t>
       </w:r>
@@ -1192,7 +1192,7 @@
         <w:pStyle w:val="Ttulo1"/>
         <w:keepNext/>
       </w:pPr>
-      <w:bookmarkStart w:id="1" w:name="_Toc242791775"/>
+      <w:bookmarkStart w:id="1" w:name="_Toc243055468"/>
       <w:r>
         <w:t>2. Plataforma y lenguaje</w:t>
       </w:r>
@@ -1839,7 +1839,7 @@
         <w:pStyle w:val="Ttulo1"/>
         <w:keepNext/>
       </w:pPr>
-      <w:bookmarkStart w:id="2" w:name="_Toc242791776"/>
+      <w:bookmarkStart w:id="2" w:name="_Toc243055469"/>
       <w:r>
         <w:t>3. Datos y persistencia</w:t>
       </w:r>
@@ -2499,7 +2499,7 @@
         <w:pStyle w:val="Ttulo1"/>
         <w:keepNext/>
       </w:pPr>
-      <w:bookmarkStart w:id="3" w:name="_Toc242791777"/>
+      <w:bookmarkStart w:id="3" w:name="_Toc243055470"/>
       <w:r>
         <w:t>4. Interfaz</w:t>
       </w:r>
@@ -3146,7 +3146,7 @@
         <w:pStyle w:val="Ttulo1"/>
         <w:keepNext/>
       </w:pPr>
-      <w:bookmarkStart w:id="4" w:name="_Toc242791778"/>
+      <w:bookmarkStart w:id="4" w:name="_Toc243055471"/>
       <w:r>
         <w:t>5. Seguridad y validación</w:t>
       </w:r>
@@ -3653,7 +3653,7 @@
         <w:pStyle w:val="Ttulo1"/>
         <w:keepNext/>
       </w:pPr>
-      <w:bookmarkStart w:id="5" w:name="_Toc242791779"/>
+      <w:bookmarkStart w:id="5" w:name="_Toc243055472"/>
       <w:r>
         <w:t>6. Documentos y archivos</w:t>
       </w:r>
@@ -3976,7 +3976,7 @@
         <w:pStyle w:val="Ttulo1"/>
         <w:keepNext/>
       </w:pPr>
-      <w:bookmarkStart w:id="6" w:name="_Toc242791780"/>
+      <w:bookmarkStart w:id="6" w:name="_Toc243055473"/>
       <w:r>
         <w:t>7. Calidad y pruebas</w:t>
       </w:r>
@@ -4715,7 +4715,7 @@
         <w:pStyle w:val="Ttulo1"/>
         <w:keepNext/>
       </w:pPr>
-      <w:bookmarkStart w:id="7" w:name="_Toc242791781"/>
+      <w:bookmarkStart w:id="7" w:name="_Toc243055474"/>
       <w:r>
         <w:t>8. Infraestructura</w:t>
       </w:r>
@@ -4834,7 +4834,7 @@
         <w:pStyle w:val="Ttulo1"/>
         <w:keepNext/>
       </w:pPr>
-      <w:bookmarkStart w:id="8" w:name="_Toc242791782"/>
+      <w:bookmarkStart w:id="8" w:name="_Toc243055475"/>
       <w:r>
         <w:t>9. Scripts disponibles (app/package.json)</w:t>
       </w:r>
@@ -5832,10 +5832,10 @@
 <file path=word/numbering.xml><?xml version="1.0" encoding="utf-8"?>
 <w:numbering xmlns:wpc="http://schemas.microsoft.com/office/word/2010/wordprocessingCanvas" xmlns:cx="http://schemas.microsoft.com/office/drawing/2014/chartex" xmlns:cx1="http://schemas.microsoft.com/office/drawing/2015/9/8/chartex" xmlns:cx2="http://schemas.microsoft.com/office/drawing/2015/10/21/chartex" xmlns:cx3="http://schemas.microsoft.com/office/drawing/2016/5/9/chartex" xmlns:cx4="http://schemas.microsoft.com/office/drawing/2016/5/10/chartex" xmlns:cx5="http://schemas.microsoft.com/office/drawing/2016/5/11/chartex" xmlns:cx6="http://schemas.microsoft.com/office/drawing/2016/5/12/chartex" xmlns:cx7="http://schemas.microsoft.com/office/drawing/2016/5/13/chartex" xmlns:cx8="http://schemas.microsoft.com/office/drawing/2016/5/14/chartex" xmlns:mc="http://schemas.openxmlformats.org/markup-compatibility/2006" xmlns:aink="http://schemas.microsoft.com/office/drawing/2016/ink" xmlns:am3d="http://schemas.microsoft.com/office/drawing/2017/model3d" xmlns:o="urn:schemas-microsoft-com:office:office" xmlns:oel="http://schemas.microsoft.com/office/2019/extlst" xmlns:r="http://schemas.openxmlformats.org/officeDocument/2006/relationships" xmlns:m="http://schemas.openxmlformats.org/officeDocument/2006/math" xmlns:v="urn:schemas-microsoft-com:vml" xmlns:wp14="http://schemas.microsoft.com/office/word/2010/wordprocessingDrawing" xmlns:wp="http://schemas.openxmlformats.org/drawingml/2006/wordprocessingDrawing" xmlns:w10="urn:schemas-microsoft-com:office:word" xmlns:w="http://schemas.openxmlformats.org/wordprocessingml/2006/main" xmlns:w14="http://schemas.microsoft.com/office/word/2010/wordml" xmlns:w15="http://schemas.microsoft.com/office/word/2012/wordml" xmlns:w16cex="http://schemas.microsoft.com/office/word/2018/wordml/cex" xmlns:w16cid="http://schemas.microsoft.com/office/word/2016/wordml/cid" xmlns:w16="http://schemas.microsoft.com/office/word/2018/wordml" xmlns:w16du="http://schemas.microsoft.com/office/word/2023/wordml/word16du" xmlns:w16sdtdh="http://schemas.microsoft.com/office/word/2020/wordml/sdtdatahash" xmlns:w16sdtfl="http://schemas.microsoft.com/office/word/2024/wordml/sdtformatlock" xmlns:w16se="http://schemas.microsoft.com/office/word/2015/wordml/symex" xmlns:wpg="http://schemas.microsoft.com/office/word/2010/wordprocessingGroup" xmlns:wpi="http://schemas.microsoft.com/office/word/2010/wordprocessingInk" xmlns:wne="http://schemas.microsoft.com/office/word/2006/wordml" xmlns:wps="http://schemas.microsoft.com/office/word/2010/wordprocessingShape" mc:Ignorable="w14 w15 w16se w16cid w16 w16cex w16sdtdh w16sdtfl w16du wp14">
   <w:abstractNum w:abstractNumId="0" w15:restartNumberingAfterBreak="0">
-    <w:nsid w:val="1E136BA3"/>
+    <w:nsid w:val="1B4B4605"/>
     <w:multiLevelType w:val="hybridMultilevel"/>
-    <w:tmpl w:val="566E4472"/>
-    <w:lvl w:ilvl="0" w:tplc="14B82C6E" w:tentative="1">
+    <w:tmpl w:val="F53A6866"/>
+    <w:lvl w:ilvl="0" w:tplc="97EE0AF6" w:tentative="1">
       <w:start w:val="1"/>
       <w:numFmt w:val="decimal"/>
       <w:lvlText w:val="%1."/>
@@ -5844,52 +5844,52 @@
         <w:ind w:left="420" w:hanging="300"/>
       </w:pPr>
     </w:lvl>
-    <w:lvl w:ilvl="1" w:tplc="F544EE0C">
+    <w:lvl w:ilvl="1" w:tplc="C980B610">
       <w:numFmt w:val="decimal"/>
       <w:lvlText w:val=""/>
       <w:lvlJc w:val="left"/>
     </w:lvl>
-    <w:lvl w:ilvl="2" w:tplc="C4EAE3E0">
+    <w:lvl w:ilvl="2" w:tplc="3BA0B2B0">
       <w:numFmt w:val="decimal"/>
       <w:lvlText w:val=""/>
       <w:lvlJc w:val="left"/>
     </w:lvl>
-    <w:lvl w:ilvl="3" w:tplc="AB1E130A">
+    <w:lvl w:ilvl="3" w:tplc="B12C7A18">
       <w:numFmt w:val="decimal"/>
       <w:lvlText w:val=""/>
       <w:lvlJc w:val="left"/>
     </w:lvl>
-    <w:lvl w:ilvl="4" w:tplc="B9CC4278">
+    <w:lvl w:ilvl="4" w:tplc="743CBA44">
       <w:numFmt w:val="decimal"/>
       <w:lvlText w:val=""/>
       <w:lvlJc w:val="left"/>
     </w:lvl>
-    <w:lvl w:ilvl="5" w:tplc="76AAC5B2">
+    <w:lvl w:ilvl="5" w:tplc="67E2DDB6">
       <w:numFmt w:val="decimal"/>
       <w:lvlText w:val=""/>
       <w:lvlJc w:val="left"/>
     </w:lvl>
-    <w:lvl w:ilvl="6" w:tplc="C6AA157E">
+    <w:lvl w:ilvl="6" w:tplc="3B021618">
       <w:numFmt w:val="decimal"/>
       <w:lvlText w:val=""/>
       <w:lvlJc w:val="left"/>
     </w:lvl>
-    <w:lvl w:ilvl="7" w:tplc="E004BADE">
+    <w:lvl w:ilvl="7" w:tplc="16ECAEA6">
       <w:numFmt w:val="decimal"/>
       <w:lvlText w:val=""/>
       <w:lvlJc w:val="left"/>
     </w:lvl>
-    <w:lvl w:ilvl="8" w:tplc="62780430">
+    <w:lvl w:ilvl="8" w:tplc="9AF88220">
       <w:numFmt w:val="decimal"/>
       <w:lvlText w:val=""/>
       <w:lvlJc w:val="left"/>
     </w:lvl>
   </w:abstractNum>
   <w:abstractNum w:abstractNumId="1" w15:restartNumberingAfterBreak="0">
-    <w:nsid w:val="320645D7"/>
+    <w:nsid w:val="401518CD"/>
     <w:multiLevelType w:val="hybridMultilevel"/>
-    <w:tmpl w:val="FAECCEDE"/>
-    <w:lvl w:ilvl="0" w:tplc="D72EA3C4">
+    <w:tmpl w:val="56D48F2C"/>
+    <w:lvl w:ilvl="0" w:tplc="22FEB912">
       <w:start w:val="1"/>
       <w:numFmt w:val="bullet"/>
       <w:lvlText w:val="•"/>
@@ -5898,7 +5898,7 @@
         <w:ind w:left="400" w:hanging="260"/>
       </w:pPr>
     </w:lvl>
-    <w:lvl w:ilvl="1" w:tplc="1442A7DA" w:tentative="1">
+    <w:lvl w:ilvl="1" w:tplc="7E38B274" w:tentative="1">
       <w:start w:val="1"/>
       <w:numFmt w:val="bullet"/>
       <w:lvlText w:val="–"/>
@@ -5907,7 +5907,7 @@
         <w:ind w:left="760" w:hanging="260"/>
       </w:pPr>
     </w:lvl>
-    <w:lvl w:ilvl="2" w:tplc="DBCCC0BE" w:tentative="1">
+    <w:lvl w:ilvl="2" w:tplc="999C820C" w:tentative="1">
       <w:start w:val="1"/>
       <w:numFmt w:val="bullet"/>
       <w:lvlText w:val="·"/>
@@ -5916,42 +5916,42 @@
         <w:ind w:left="1120" w:hanging="260"/>
       </w:pPr>
     </w:lvl>
-    <w:lvl w:ilvl="3" w:tplc="A976B7BA">
+    <w:lvl w:ilvl="3" w:tplc="7556F3E0">
       <w:numFmt w:val="decimal"/>
       <w:lvlText w:val=""/>
       <w:lvlJc w:val="left"/>
     </w:lvl>
-    <w:lvl w:ilvl="4" w:tplc="E7DEED62">
+    <w:lvl w:ilvl="4" w:tplc="597EA7DC">
       <w:numFmt w:val="decimal"/>
       <w:lvlText w:val=""/>
       <w:lvlJc w:val="left"/>
     </w:lvl>
-    <w:lvl w:ilvl="5" w:tplc="70145346">
+    <w:lvl w:ilvl="5" w:tplc="57E694EA">
       <w:numFmt w:val="decimal"/>
       <w:lvlText w:val=""/>
       <w:lvlJc w:val="left"/>
     </w:lvl>
-    <w:lvl w:ilvl="6" w:tplc="26FE41B0">
+    <w:lvl w:ilvl="6" w:tplc="4CF6F7AA">
       <w:numFmt w:val="decimal"/>
       <w:lvlText w:val=""/>
       <w:lvlJc w:val="left"/>
     </w:lvl>
-    <w:lvl w:ilvl="7" w:tplc="78420150">
+    <w:lvl w:ilvl="7" w:tplc="DA08F63C">
       <w:numFmt w:val="decimal"/>
       <w:lvlText w:val=""/>
       <w:lvlJc w:val="left"/>
     </w:lvl>
-    <w:lvl w:ilvl="8" w:tplc="D4322E3E">
+    <w:lvl w:ilvl="8" w:tplc="F38A9BF2">
       <w:numFmt w:val="decimal"/>
       <w:lvlText w:val=""/>
       <w:lvlJc w:val="left"/>
     </w:lvl>
   </w:abstractNum>
   <w:abstractNum w:abstractNumId="2" w15:restartNumberingAfterBreak="0">
-    <w:nsid w:val="55FC765D"/>
+    <w:nsid w:val="4BF36676"/>
     <w:multiLevelType w:val="hybridMultilevel"/>
-    <w:tmpl w:val="00B2F810"/>
-    <w:lvl w:ilvl="0" w:tplc="3FC6F726" w:tentative="1">
+    <w:tmpl w:val="1F8CC88E"/>
+    <w:lvl w:ilvl="0" w:tplc="785E3E70" w:tentative="1">
       <w:start w:val="1"/>
       <w:numFmt w:val="bullet"/>
       <w:lvlText w:val="●"/>
@@ -5960,7 +5960,7 @@
         <w:ind w:left="720" w:hanging="360"/>
       </w:pPr>
     </w:lvl>
-    <w:lvl w:ilvl="1" w:tplc="215E703A" w:tentative="1">
+    <w:lvl w:ilvl="1" w:tplc="AB30DB9E" w:tentative="1">
       <w:start w:val="1"/>
       <w:numFmt w:val="bullet"/>
       <w:lvlText w:val="○"/>
@@ -5969,7 +5969,7 @@
         <w:ind w:left="1440" w:hanging="360"/>
       </w:pPr>
     </w:lvl>
-    <w:lvl w:ilvl="2" w:tplc="CAFCA508" w:tentative="1">
+    <w:lvl w:ilvl="2" w:tplc="D6C267E2" w:tentative="1">
       <w:start w:val="1"/>
       <w:numFmt w:val="bullet"/>
       <w:lvlText w:val="■"/>
@@ -5978,7 +5978,7 @@
         <w:ind w:left="2160" w:hanging="360"/>
       </w:pPr>
     </w:lvl>
-    <w:lvl w:ilvl="3" w:tplc="BCAA64EA" w:tentative="1">
+    <w:lvl w:ilvl="3" w:tplc="E6E215FA" w:tentative="1">
       <w:start w:val="1"/>
       <w:numFmt w:val="bullet"/>
       <w:lvlText w:val="●"/>
@@ -5987,7 +5987,7 @@
         <w:ind w:left="2880" w:hanging="360"/>
       </w:pPr>
     </w:lvl>
-    <w:lvl w:ilvl="4" w:tplc="FB70797E" w:tentative="1">
+    <w:lvl w:ilvl="4" w:tplc="66D214E6" w:tentative="1">
       <w:start w:val="1"/>
       <w:numFmt w:val="bullet"/>
       <w:lvlText w:val="○"/>
@@ -5996,7 +5996,7 @@
         <w:ind w:left="3600" w:hanging="360"/>
       </w:pPr>
     </w:lvl>
-    <w:lvl w:ilvl="5" w:tplc="5A8E6700" w:tentative="1">
+    <w:lvl w:ilvl="5" w:tplc="0E68F822" w:tentative="1">
       <w:start w:val="1"/>
       <w:numFmt w:val="bullet"/>
       <w:lvlText w:val="■"/>
@@ -6005,7 +6005,7 @@
         <w:ind w:left="4320" w:hanging="360"/>
       </w:pPr>
     </w:lvl>
-    <w:lvl w:ilvl="6" w:tplc="F16C6FB2" w:tentative="1">
+    <w:lvl w:ilvl="6" w:tplc="E8D489B8" w:tentative="1">
       <w:start w:val="1"/>
       <w:numFmt w:val="bullet"/>
       <w:lvlText w:val="●"/>
@@ -6014,7 +6014,7 @@
         <w:ind w:left="5040" w:hanging="360"/>
       </w:pPr>
     </w:lvl>
-    <w:lvl w:ilvl="7" w:tplc="75D253F4" w:tentative="1">
+    <w:lvl w:ilvl="7" w:tplc="BD200940" w:tentative="1">
       <w:start w:val="1"/>
       <w:numFmt w:val="bullet"/>
       <w:lvlText w:val="●"/>
@@ -6023,7 +6023,7 @@
         <w:ind w:left="5760" w:hanging="360"/>
       </w:pPr>
     </w:lvl>
-    <w:lvl w:ilvl="8" w:tplc="2F50748E" w:tentative="1">
+    <w:lvl w:ilvl="8" w:tplc="21C04B40" w:tentative="1">
       <w:start w:val="1"/>
       <w:numFmt w:val="bullet"/>
       <w:lvlText w:val="●"/>
@@ -6033,13 +6033,13 @@
       </w:pPr>
     </w:lvl>
   </w:abstractNum>
-  <w:num w:numId="1" w16cid:durableId="960459806">
+  <w:num w:numId="1" w16cid:durableId="796410954">
     <w:abstractNumId w:val="2"/>
     <w:lvlOverride w:ilvl="0">
       <w:startOverride w:val="1"/>
     </w:lvlOverride>
   </w:num>
-  <w:num w:numId="2" w16cid:durableId="1784810791">
+  <w:num w:numId="2" w16cid:durableId="1191410070">
     <w:abstractNumId w:val="1"/>
     <w:lvlOverride w:ilvl="0">
       <w:startOverride w:val="1"/>
@@ -6682,7 +6682,7 @@
     <w:autoRedefine/>
     <w:uiPriority w:val="39"/>
     <w:unhideWhenUsed/>
-    <w:rsid w:val="00B8108C"/>
+    <w:rsid w:val="00E93304"/>
     <w:pPr>
       <w:spacing w:after="100"/>
     </w:pPr>

--- a/documentacion/Tecnologias_utilizadas.docx
+++ b/documentacion/Tecnologias_utilizadas.docx
@@ -448,7 +448,7 @@
     <w:sdt>
       <w:sdtPr>
         <w:alias w:val="Contenido"/>
-        <w:id w:val="2129892807"/>
+        <w:id w:val="-2078821042"/>
       </w:sdtPr>
       <w:sdtEndPr/>
       <w:sdtContent>
@@ -477,7 +477,7 @@
           <w:r>
             <w:fldChar w:fldCharType="separate"/>
           </w:r>
-          <w:hyperlink w:anchor="_Toc243055467" w:history="1">
+          <w:hyperlink w:anchor="_Toc243304493" w:history="1">
             <w:r>
               <w:rPr>
                 <w:rStyle w:val="Hipervnculo"/>
@@ -501,7 +501,7 @@
               <w:rPr>
                 <w:noProof/>
               </w:rPr>
-              <w:instrText xml:space="preserve"> PAGEREF _Toc243055467 \h </w:instrText>
+              <w:instrText xml:space="preserve"> PAGEREF _Toc243304493 \h </w:instrText>
             </w:r>
             <w:r>
               <w:rPr>
@@ -544,7 +544,7 @@
               <w14:ligatures w14:val="standardContextual"/>
             </w:rPr>
           </w:pPr>
-          <w:hyperlink w:anchor="_Toc243055468" w:history="1">
+          <w:hyperlink w:anchor="_Toc243304494" w:history="1">
             <w:r>
               <w:rPr>
                 <w:rStyle w:val="Hipervnculo"/>
@@ -568,7 +568,7 @@
               <w:rPr>
                 <w:noProof/>
               </w:rPr>
-              <w:instrText xml:space="preserve"> PAGEREF _Toc243055468 \h </w:instrText>
+              <w:instrText xml:space="preserve"> PAGEREF _Toc243304494 \h </w:instrText>
             </w:r>
             <w:r>
               <w:rPr>
@@ -611,7 +611,7 @@
               <w14:ligatures w14:val="standardContextual"/>
             </w:rPr>
           </w:pPr>
-          <w:hyperlink w:anchor="_Toc243055469" w:history="1">
+          <w:hyperlink w:anchor="_Toc243304495" w:history="1">
             <w:r>
               <w:rPr>
                 <w:rStyle w:val="Hipervnculo"/>
@@ -635,7 +635,7 @@
               <w:rPr>
                 <w:noProof/>
               </w:rPr>
-              <w:instrText xml:space="preserve"> PAGEREF _Toc243055469 \h </w:instrText>
+              <w:instrText xml:space="preserve"> PAGEREF _Toc243304495 \h </w:instrText>
             </w:r>
             <w:r>
               <w:rPr>
@@ -678,7 +678,7 @@
               <w14:ligatures w14:val="standardContextual"/>
             </w:rPr>
           </w:pPr>
-          <w:hyperlink w:anchor="_Toc243055470" w:history="1">
+          <w:hyperlink w:anchor="_Toc243304496" w:history="1">
             <w:r>
               <w:rPr>
                 <w:rStyle w:val="Hipervnculo"/>
@@ -702,7 +702,7 @@
               <w:rPr>
                 <w:noProof/>
               </w:rPr>
-              <w:instrText xml:space="preserve"> PAGEREF _Toc243055470 \h </w:instrText>
+              <w:instrText xml:space="preserve"> PAGEREF _Toc243304496 \h </w:instrText>
             </w:r>
             <w:r>
               <w:rPr>
@@ -745,7 +745,7 @@
               <w14:ligatures w14:val="standardContextual"/>
             </w:rPr>
           </w:pPr>
-          <w:hyperlink w:anchor="_Toc243055471" w:history="1">
+          <w:hyperlink w:anchor="_Toc243304497" w:history="1">
             <w:r>
               <w:rPr>
                 <w:rStyle w:val="Hipervnculo"/>
@@ -769,7 +769,7 @@
               <w:rPr>
                 <w:noProof/>
               </w:rPr>
-              <w:instrText xml:space="preserve"> PAGEREF _Toc243055471 \h </w:instrText>
+              <w:instrText xml:space="preserve"> PAGEREF _Toc243304497 \h </w:instrText>
             </w:r>
             <w:r>
               <w:rPr>
@@ -812,7 +812,7 @@
               <w14:ligatures w14:val="standardContextual"/>
             </w:rPr>
           </w:pPr>
-          <w:hyperlink w:anchor="_Toc243055472" w:history="1">
+          <w:hyperlink w:anchor="_Toc243304498" w:history="1">
             <w:r>
               <w:rPr>
                 <w:rStyle w:val="Hipervnculo"/>
@@ -836,7 +836,7 @@
               <w:rPr>
                 <w:noProof/>
               </w:rPr>
-              <w:instrText xml:space="preserve"> PAGEREF _Toc243055472 \h </w:instrText>
+              <w:instrText xml:space="preserve"> PAGEREF _Toc243304498 \h </w:instrText>
             </w:r>
             <w:r>
               <w:rPr>
@@ -879,7 +879,7 @@
               <w14:ligatures w14:val="standardContextual"/>
             </w:rPr>
           </w:pPr>
-          <w:hyperlink w:anchor="_Toc243055473" w:history="1">
+          <w:hyperlink w:anchor="_Toc243304499" w:history="1">
             <w:r>
               <w:rPr>
                 <w:rStyle w:val="Hipervnculo"/>
@@ -903,7 +903,7 @@
               <w:rPr>
                 <w:noProof/>
               </w:rPr>
-              <w:instrText xml:space="preserve"> PAGEREF _Toc243055473 \h </w:instrText>
+              <w:instrText xml:space="preserve"> PAGEREF _Toc243304499 \h </w:instrText>
             </w:r>
             <w:r>
               <w:rPr>
@@ -946,7 +946,7 @@
               <w14:ligatures w14:val="standardContextual"/>
             </w:rPr>
           </w:pPr>
-          <w:hyperlink w:anchor="_Toc243055474" w:history="1">
+          <w:hyperlink w:anchor="_Toc243304500" w:history="1">
             <w:r>
               <w:rPr>
                 <w:rStyle w:val="Hipervnculo"/>
@@ -970,7 +970,7 @@
               <w:rPr>
                 <w:noProof/>
               </w:rPr>
-              <w:instrText xml:space="preserve"> PAGEREF _Toc243055474 \h </w:instrText>
+              <w:instrText xml:space="preserve"> PAGEREF _Toc243304500 \h </w:instrText>
             </w:r>
             <w:r>
               <w:rPr>
@@ -1013,7 +1013,7 @@
               <w14:ligatures w14:val="standardContextual"/>
             </w:rPr>
           </w:pPr>
-          <w:hyperlink w:anchor="_Toc243055475" w:history="1">
+          <w:hyperlink w:anchor="_Toc243304501" w:history="1">
             <w:r>
               <w:rPr>
                 <w:rStyle w:val="Hipervnculo"/>
@@ -1037,7 +1037,7 @@
               <w:rPr>
                 <w:noProof/>
               </w:rPr>
-              <w:instrText xml:space="preserve"> PAGEREF _Toc243055475 \h </w:instrText>
+              <w:instrText xml:space="preserve"> PAGEREF _Toc243304501 \h </w:instrText>
             </w:r>
             <w:r>
               <w:rPr>
@@ -1081,7 +1081,7 @@
         <w:pStyle w:val="Ttulo1"/>
         <w:keepNext/>
       </w:pPr>
-      <w:bookmarkStart w:id="0" w:name="_Toc243055467"/>
+      <w:bookmarkStart w:id="0" w:name="_Toc243304493"/>
       <w:r>
         <w:t>1. Resumen</w:t>
       </w:r>
@@ -1192,7 +1192,7 @@
         <w:pStyle w:val="Ttulo1"/>
         <w:keepNext/>
       </w:pPr>
-      <w:bookmarkStart w:id="1" w:name="_Toc243055468"/>
+      <w:bookmarkStart w:id="1" w:name="_Toc243304494"/>
       <w:r>
         <w:t>2. Plataforma y lenguaje</w:t>
       </w:r>
@@ -1839,7 +1839,7 @@
         <w:pStyle w:val="Ttulo1"/>
         <w:keepNext/>
       </w:pPr>
-      <w:bookmarkStart w:id="2" w:name="_Toc243055469"/>
+      <w:bookmarkStart w:id="2" w:name="_Toc243304495"/>
       <w:r>
         <w:t>3. Datos y persistencia</w:t>
       </w:r>
@@ -2499,7 +2499,7 @@
         <w:pStyle w:val="Ttulo1"/>
         <w:keepNext/>
       </w:pPr>
-      <w:bookmarkStart w:id="3" w:name="_Toc243055470"/>
+      <w:bookmarkStart w:id="3" w:name="_Toc243304496"/>
       <w:r>
         <w:t>4. Interfaz</w:t>
       </w:r>
@@ -3146,7 +3146,7 @@
         <w:pStyle w:val="Ttulo1"/>
         <w:keepNext/>
       </w:pPr>
-      <w:bookmarkStart w:id="4" w:name="_Toc243055471"/>
+      <w:bookmarkStart w:id="4" w:name="_Toc243304497"/>
       <w:r>
         <w:t>5. Seguridad y validación</w:t>
       </w:r>
@@ -3653,7 +3653,7 @@
         <w:pStyle w:val="Ttulo1"/>
         <w:keepNext/>
       </w:pPr>
-      <w:bookmarkStart w:id="5" w:name="_Toc243055472"/>
+      <w:bookmarkStart w:id="5" w:name="_Toc243304498"/>
       <w:r>
         <w:t>6. Documentos y archivos</w:t>
       </w:r>
@@ -3976,7 +3976,7 @@
         <w:pStyle w:val="Ttulo1"/>
         <w:keepNext/>
       </w:pPr>
-      <w:bookmarkStart w:id="6" w:name="_Toc243055473"/>
+      <w:bookmarkStart w:id="6" w:name="_Toc243304499"/>
       <w:r>
         <w:t>7. Calidad y pruebas</w:t>
       </w:r>
@@ -4715,7 +4715,7 @@
         <w:pStyle w:val="Ttulo1"/>
         <w:keepNext/>
       </w:pPr>
-      <w:bookmarkStart w:id="7" w:name="_Toc243055474"/>
+      <w:bookmarkStart w:id="7" w:name="_Toc243304500"/>
       <w:r>
         <w:t>8. Infraestructura</w:t>
       </w:r>
@@ -4834,7 +4834,7 @@
         <w:pStyle w:val="Ttulo1"/>
         <w:keepNext/>
       </w:pPr>
-      <w:bookmarkStart w:id="8" w:name="_Toc243055475"/>
+      <w:bookmarkStart w:id="8" w:name="_Toc243304501"/>
       <w:r>
         <w:t>9. Scripts disponibles (app/package.json)</w:t>
       </w:r>
@@ -5832,126 +5832,10 @@
 <file path=word/numbering.xml><?xml version="1.0" encoding="utf-8"?>
 <w:numbering xmlns:wpc="http://schemas.microsoft.com/office/word/2010/wordprocessingCanvas" xmlns:cx="http://schemas.microsoft.com/office/drawing/2014/chartex" xmlns:cx1="http://schemas.microsoft.com/office/drawing/2015/9/8/chartex" xmlns:cx2="http://schemas.microsoft.com/office/drawing/2015/10/21/chartex" xmlns:cx3="http://schemas.microsoft.com/office/drawing/2016/5/9/chartex" xmlns:cx4="http://schemas.microsoft.com/office/drawing/2016/5/10/chartex" xmlns:cx5="http://schemas.microsoft.com/office/drawing/2016/5/11/chartex" xmlns:cx6="http://schemas.microsoft.com/office/drawing/2016/5/12/chartex" xmlns:cx7="http://schemas.microsoft.com/office/drawing/2016/5/13/chartex" xmlns:cx8="http://schemas.microsoft.com/office/drawing/2016/5/14/chartex" xmlns:mc="http://schemas.openxmlformats.org/markup-compatibility/2006" xmlns:aink="http://schemas.microsoft.com/office/drawing/2016/ink" xmlns:am3d="http://schemas.microsoft.com/office/drawing/2017/model3d" xmlns:o="urn:schemas-microsoft-com:office:office" xmlns:oel="http://schemas.microsoft.com/office/2019/extlst" xmlns:r="http://schemas.openxmlformats.org/officeDocument/2006/relationships" xmlns:m="http://schemas.openxmlformats.org/officeDocument/2006/math" xmlns:v="urn:schemas-microsoft-com:vml" xmlns:wp14="http://schemas.microsoft.com/office/word/2010/wordprocessingDrawing" xmlns:wp="http://schemas.openxmlformats.org/drawingml/2006/wordprocessingDrawing" xmlns:w10="urn:schemas-microsoft-com:office:word" xmlns:w="http://schemas.openxmlformats.org/wordprocessingml/2006/main" xmlns:w14="http://schemas.microsoft.com/office/word/2010/wordml" xmlns:w15="http://schemas.microsoft.com/office/word/2012/wordml" xmlns:w16cex="http://schemas.microsoft.com/office/word/2018/wordml/cex" xmlns:w16cid="http://schemas.microsoft.com/office/word/2016/wordml/cid" xmlns:w16="http://schemas.microsoft.com/office/word/2018/wordml" xmlns:w16du="http://schemas.microsoft.com/office/word/2023/wordml/word16du" xmlns:w16sdtdh="http://schemas.microsoft.com/office/word/2020/wordml/sdtdatahash" xmlns:w16sdtfl="http://schemas.microsoft.com/office/word/2024/wordml/sdtformatlock" xmlns:w16se="http://schemas.microsoft.com/office/word/2015/wordml/symex" xmlns:wpg="http://schemas.microsoft.com/office/word/2010/wordprocessingGroup" xmlns:wpi="http://schemas.microsoft.com/office/word/2010/wordprocessingInk" xmlns:wne="http://schemas.microsoft.com/office/word/2006/wordml" xmlns:wps="http://schemas.microsoft.com/office/word/2010/wordprocessingShape" mc:Ignorable="w14 w15 w16se w16cid w16 w16cex w16sdtdh w16sdtfl w16du wp14">
   <w:abstractNum w:abstractNumId="0" w15:restartNumberingAfterBreak="0">
-    <w:nsid w:val="1B4B4605"/>
+    <w:nsid w:val="484830F8"/>
     <w:multiLevelType w:val="hybridMultilevel"/>
-    <w:tmpl w:val="F53A6866"/>
-    <w:lvl w:ilvl="0" w:tplc="97EE0AF6" w:tentative="1">
-      <w:start w:val="1"/>
-      <w:numFmt w:val="decimal"/>
-      <w:lvlText w:val="%1."/>
-      <w:lvlJc w:val="left"/>
-      <w:pPr>
-        <w:ind w:left="420" w:hanging="300"/>
-      </w:pPr>
-    </w:lvl>
-    <w:lvl w:ilvl="1" w:tplc="C980B610">
-      <w:numFmt w:val="decimal"/>
-      <w:lvlText w:val=""/>
-      <w:lvlJc w:val="left"/>
-    </w:lvl>
-    <w:lvl w:ilvl="2" w:tplc="3BA0B2B0">
-      <w:numFmt w:val="decimal"/>
-      <w:lvlText w:val=""/>
-      <w:lvlJc w:val="left"/>
-    </w:lvl>
-    <w:lvl w:ilvl="3" w:tplc="B12C7A18">
-      <w:numFmt w:val="decimal"/>
-      <w:lvlText w:val=""/>
-      <w:lvlJc w:val="left"/>
-    </w:lvl>
-    <w:lvl w:ilvl="4" w:tplc="743CBA44">
-      <w:numFmt w:val="decimal"/>
-      <w:lvlText w:val=""/>
-      <w:lvlJc w:val="left"/>
-    </w:lvl>
-    <w:lvl w:ilvl="5" w:tplc="67E2DDB6">
-      <w:numFmt w:val="decimal"/>
-      <w:lvlText w:val=""/>
-      <w:lvlJc w:val="left"/>
-    </w:lvl>
-    <w:lvl w:ilvl="6" w:tplc="3B021618">
-      <w:numFmt w:val="decimal"/>
-      <w:lvlText w:val=""/>
-      <w:lvlJc w:val="left"/>
-    </w:lvl>
-    <w:lvl w:ilvl="7" w:tplc="16ECAEA6">
-      <w:numFmt w:val="decimal"/>
-      <w:lvlText w:val=""/>
-      <w:lvlJc w:val="left"/>
-    </w:lvl>
-    <w:lvl w:ilvl="8" w:tplc="9AF88220">
-      <w:numFmt w:val="decimal"/>
-      <w:lvlText w:val=""/>
-      <w:lvlJc w:val="left"/>
-    </w:lvl>
-  </w:abstractNum>
-  <w:abstractNum w:abstractNumId="1" w15:restartNumberingAfterBreak="0">
-    <w:nsid w:val="401518CD"/>
-    <w:multiLevelType w:val="hybridMultilevel"/>
-    <w:tmpl w:val="56D48F2C"/>
-    <w:lvl w:ilvl="0" w:tplc="22FEB912">
-      <w:start w:val="1"/>
-      <w:numFmt w:val="bullet"/>
-      <w:lvlText w:val="•"/>
-      <w:lvlJc w:val="left"/>
-      <w:pPr>
-        <w:ind w:left="400" w:hanging="260"/>
-      </w:pPr>
-    </w:lvl>
-    <w:lvl w:ilvl="1" w:tplc="7E38B274" w:tentative="1">
-      <w:start w:val="1"/>
-      <w:numFmt w:val="bullet"/>
-      <w:lvlText w:val="–"/>
-      <w:lvlJc w:val="left"/>
-      <w:pPr>
-        <w:ind w:left="760" w:hanging="260"/>
-      </w:pPr>
-    </w:lvl>
-    <w:lvl w:ilvl="2" w:tplc="999C820C" w:tentative="1">
-      <w:start w:val="1"/>
-      <w:numFmt w:val="bullet"/>
-      <w:lvlText w:val="·"/>
-      <w:lvlJc w:val="left"/>
-      <w:pPr>
-        <w:ind w:left="1120" w:hanging="260"/>
-      </w:pPr>
-    </w:lvl>
-    <w:lvl w:ilvl="3" w:tplc="7556F3E0">
-      <w:numFmt w:val="decimal"/>
-      <w:lvlText w:val=""/>
-      <w:lvlJc w:val="left"/>
-    </w:lvl>
-    <w:lvl w:ilvl="4" w:tplc="597EA7DC">
-      <w:numFmt w:val="decimal"/>
-      <w:lvlText w:val=""/>
-      <w:lvlJc w:val="left"/>
-    </w:lvl>
-    <w:lvl w:ilvl="5" w:tplc="57E694EA">
-      <w:numFmt w:val="decimal"/>
-      <w:lvlText w:val=""/>
-      <w:lvlJc w:val="left"/>
-    </w:lvl>
-    <w:lvl w:ilvl="6" w:tplc="4CF6F7AA">
-      <w:numFmt w:val="decimal"/>
-      <w:lvlText w:val=""/>
-      <w:lvlJc w:val="left"/>
-    </w:lvl>
-    <w:lvl w:ilvl="7" w:tplc="DA08F63C">
-      <w:numFmt w:val="decimal"/>
-      <w:lvlText w:val=""/>
-      <w:lvlJc w:val="left"/>
-    </w:lvl>
-    <w:lvl w:ilvl="8" w:tplc="F38A9BF2">
-      <w:numFmt w:val="decimal"/>
-      <w:lvlText w:val=""/>
-      <w:lvlJc w:val="left"/>
-    </w:lvl>
-  </w:abstractNum>
-  <w:abstractNum w:abstractNumId="2" w15:restartNumberingAfterBreak="0">
-    <w:nsid w:val="4BF36676"/>
-    <w:multiLevelType w:val="hybridMultilevel"/>
-    <w:tmpl w:val="1F8CC88E"/>
-    <w:lvl w:ilvl="0" w:tplc="785E3E70" w:tentative="1">
+    <w:tmpl w:val="CA129EB8"/>
+    <w:lvl w:ilvl="0" w:tplc="9048A772" w:tentative="1">
       <w:start w:val="1"/>
       <w:numFmt w:val="bullet"/>
       <w:lvlText w:val="●"/>
@@ -5960,7 +5844,7 @@
         <w:ind w:left="720" w:hanging="360"/>
       </w:pPr>
     </w:lvl>
-    <w:lvl w:ilvl="1" w:tplc="AB30DB9E" w:tentative="1">
+    <w:lvl w:ilvl="1" w:tplc="67BCFA22" w:tentative="1">
       <w:start w:val="1"/>
       <w:numFmt w:val="bullet"/>
       <w:lvlText w:val="○"/>
@@ -5969,7 +5853,7 @@
         <w:ind w:left="1440" w:hanging="360"/>
       </w:pPr>
     </w:lvl>
-    <w:lvl w:ilvl="2" w:tplc="D6C267E2" w:tentative="1">
+    <w:lvl w:ilvl="2" w:tplc="7EFE4AAA" w:tentative="1">
       <w:start w:val="1"/>
       <w:numFmt w:val="bullet"/>
       <w:lvlText w:val="■"/>
@@ -5978,7 +5862,7 @@
         <w:ind w:left="2160" w:hanging="360"/>
       </w:pPr>
     </w:lvl>
-    <w:lvl w:ilvl="3" w:tplc="E6E215FA" w:tentative="1">
+    <w:lvl w:ilvl="3" w:tplc="B3CE8E20" w:tentative="1">
       <w:start w:val="1"/>
       <w:numFmt w:val="bullet"/>
       <w:lvlText w:val="●"/>
@@ -5987,7 +5871,7 @@
         <w:ind w:left="2880" w:hanging="360"/>
       </w:pPr>
     </w:lvl>
-    <w:lvl w:ilvl="4" w:tplc="66D214E6" w:tentative="1">
+    <w:lvl w:ilvl="4" w:tplc="F54609C0" w:tentative="1">
       <w:start w:val="1"/>
       <w:numFmt w:val="bullet"/>
       <w:lvlText w:val="○"/>
@@ -5996,7 +5880,7 @@
         <w:ind w:left="3600" w:hanging="360"/>
       </w:pPr>
     </w:lvl>
-    <w:lvl w:ilvl="5" w:tplc="0E68F822" w:tentative="1">
+    <w:lvl w:ilvl="5" w:tplc="8DC8C5C6" w:tentative="1">
       <w:start w:val="1"/>
       <w:numFmt w:val="bullet"/>
       <w:lvlText w:val="■"/>
@@ -6005,7 +5889,7 @@
         <w:ind w:left="4320" w:hanging="360"/>
       </w:pPr>
     </w:lvl>
-    <w:lvl w:ilvl="6" w:tplc="E8D489B8" w:tentative="1">
+    <w:lvl w:ilvl="6" w:tplc="EF74F630" w:tentative="1">
       <w:start w:val="1"/>
       <w:numFmt w:val="bullet"/>
       <w:lvlText w:val="●"/>
@@ -6014,7 +5898,7 @@
         <w:ind w:left="5040" w:hanging="360"/>
       </w:pPr>
     </w:lvl>
-    <w:lvl w:ilvl="7" w:tplc="BD200940" w:tentative="1">
+    <w:lvl w:ilvl="7" w:tplc="1500F3C2" w:tentative="1">
       <w:start w:val="1"/>
       <w:numFmt w:val="bullet"/>
       <w:lvlText w:val="●"/>
@@ -6023,7 +5907,7 @@
         <w:ind w:left="5760" w:hanging="360"/>
       </w:pPr>
     </w:lvl>
-    <w:lvl w:ilvl="8" w:tplc="21C04B40" w:tentative="1">
+    <w:lvl w:ilvl="8" w:tplc="F8AEC4DC" w:tentative="1">
       <w:start w:val="1"/>
       <w:numFmt w:val="bullet"/>
       <w:lvlText w:val="●"/>
@@ -6033,14 +5917,130 @@
       </w:pPr>
     </w:lvl>
   </w:abstractNum>
-  <w:num w:numId="1" w16cid:durableId="796410954">
-    <w:abstractNumId w:val="2"/>
+  <w:abstractNum w:abstractNumId="1" w15:restartNumberingAfterBreak="0">
+    <w:nsid w:val="6E475E72"/>
+    <w:multiLevelType w:val="hybridMultilevel"/>
+    <w:tmpl w:val="FB884EBE"/>
+    <w:lvl w:ilvl="0" w:tplc="1CDA4A8A" w:tentative="1">
+      <w:start w:val="1"/>
+      <w:numFmt w:val="decimal"/>
+      <w:lvlText w:val="%1."/>
+      <w:lvlJc w:val="left"/>
+      <w:pPr>
+        <w:ind w:left="420" w:hanging="300"/>
+      </w:pPr>
+    </w:lvl>
+    <w:lvl w:ilvl="1" w:tplc="0A50DF10">
+      <w:numFmt w:val="decimal"/>
+      <w:lvlText w:val=""/>
+      <w:lvlJc w:val="left"/>
+    </w:lvl>
+    <w:lvl w:ilvl="2" w:tplc="03F2AE16">
+      <w:numFmt w:val="decimal"/>
+      <w:lvlText w:val=""/>
+      <w:lvlJc w:val="left"/>
+    </w:lvl>
+    <w:lvl w:ilvl="3" w:tplc="228EEDE2">
+      <w:numFmt w:val="decimal"/>
+      <w:lvlText w:val=""/>
+      <w:lvlJc w:val="left"/>
+    </w:lvl>
+    <w:lvl w:ilvl="4" w:tplc="88825CEE">
+      <w:numFmt w:val="decimal"/>
+      <w:lvlText w:val=""/>
+      <w:lvlJc w:val="left"/>
+    </w:lvl>
+    <w:lvl w:ilvl="5" w:tplc="6A1A09C8">
+      <w:numFmt w:val="decimal"/>
+      <w:lvlText w:val=""/>
+      <w:lvlJc w:val="left"/>
+    </w:lvl>
+    <w:lvl w:ilvl="6" w:tplc="8BE69692">
+      <w:numFmt w:val="decimal"/>
+      <w:lvlText w:val=""/>
+      <w:lvlJc w:val="left"/>
+    </w:lvl>
+    <w:lvl w:ilvl="7" w:tplc="D0F49F86">
+      <w:numFmt w:val="decimal"/>
+      <w:lvlText w:val=""/>
+      <w:lvlJc w:val="left"/>
+    </w:lvl>
+    <w:lvl w:ilvl="8" w:tplc="77AEB2F8">
+      <w:numFmt w:val="decimal"/>
+      <w:lvlText w:val=""/>
+      <w:lvlJc w:val="left"/>
+    </w:lvl>
+  </w:abstractNum>
+  <w:abstractNum w:abstractNumId="2" w15:restartNumberingAfterBreak="0">
+    <w:nsid w:val="74AE19B0"/>
+    <w:multiLevelType w:val="hybridMultilevel"/>
+    <w:tmpl w:val="39722DD2"/>
+    <w:lvl w:ilvl="0" w:tplc="2228E228">
+      <w:start w:val="1"/>
+      <w:numFmt w:val="bullet"/>
+      <w:lvlText w:val="•"/>
+      <w:lvlJc w:val="left"/>
+      <w:pPr>
+        <w:ind w:left="400" w:hanging="260"/>
+      </w:pPr>
+    </w:lvl>
+    <w:lvl w:ilvl="1" w:tplc="D2E2A300" w:tentative="1">
+      <w:start w:val="1"/>
+      <w:numFmt w:val="bullet"/>
+      <w:lvlText w:val="–"/>
+      <w:lvlJc w:val="left"/>
+      <w:pPr>
+        <w:ind w:left="760" w:hanging="260"/>
+      </w:pPr>
+    </w:lvl>
+    <w:lvl w:ilvl="2" w:tplc="D9C87AEA" w:tentative="1">
+      <w:start w:val="1"/>
+      <w:numFmt w:val="bullet"/>
+      <w:lvlText w:val="·"/>
+      <w:lvlJc w:val="left"/>
+      <w:pPr>
+        <w:ind w:left="1120" w:hanging="260"/>
+      </w:pPr>
+    </w:lvl>
+    <w:lvl w:ilvl="3" w:tplc="D19ABA5C">
+      <w:numFmt w:val="decimal"/>
+      <w:lvlText w:val=""/>
+      <w:lvlJc w:val="left"/>
+    </w:lvl>
+    <w:lvl w:ilvl="4" w:tplc="CA0A72CE">
+      <w:numFmt w:val="decimal"/>
+      <w:lvlText w:val=""/>
+      <w:lvlJc w:val="left"/>
+    </w:lvl>
+    <w:lvl w:ilvl="5" w:tplc="DC100B84">
+      <w:numFmt w:val="decimal"/>
+      <w:lvlText w:val=""/>
+      <w:lvlJc w:val="left"/>
+    </w:lvl>
+    <w:lvl w:ilvl="6" w:tplc="4CB4E2E2">
+      <w:numFmt w:val="decimal"/>
+      <w:lvlText w:val=""/>
+      <w:lvlJc w:val="left"/>
+    </w:lvl>
+    <w:lvl w:ilvl="7" w:tplc="A636E162">
+      <w:numFmt w:val="decimal"/>
+      <w:lvlText w:val=""/>
+      <w:lvlJc w:val="left"/>
+    </w:lvl>
+    <w:lvl w:ilvl="8" w:tplc="2B667196">
+      <w:numFmt w:val="decimal"/>
+      <w:lvlText w:val=""/>
+      <w:lvlJc w:val="left"/>
+    </w:lvl>
+  </w:abstractNum>
+  <w:num w:numId="1" w16cid:durableId="399210479">
+    <w:abstractNumId w:val="0"/>
     <w:lvlOverride w:ilvl="0">
       <w:startOverride w:val="1"/>
     </w:lvlOverride>
   </w:num>
-  <w:num w:numId="2" w16cid:durableId="1191410070">
-    <w:abstractNumId w:val="1"/>
+  <w:num w:numId="2" w16cid:durableId="911082944">
+    <w:abstractNumId w:val="2"/>
     <w:lvlOverride w:ilvl="0">
       <w:startOverride w:val="1"/>
     </w:lvlOverride>
@@ -6682,7 +6682,7 @@
     <w:autoRedefine/>
     <w:uiPriority w:val="39"/>
     <w:unhideWhenUsed/>
-    <w:rsid w:val="00E93304"/>
+    <w:rsid w:val="00102EB2"/>
     <w:pPr>
       <w:spacing w:after="100"/>
     </w:pPr>

--- a/documentacion/Tecnologias_utilizadas.docx
+++ b/documentacion/Tecnologias_utilizadas.docx
@@ -448,7 +448,7 @@
     <w:sdt>
       <w:sdtPr>
         <w:alias w:val="Contenido"/>
-        <w:id w:val="-2078821042"/>
+        <w:id w:val="1047642133"/>
       </w:sdtPr>
       <w:sdtEndPr/>
       <w:sdtContent>
@@ -477,7 +477,7 @@
           <w:r>
             <w:fldChar w:fldCharType="separate"/>
           </w:r>
-          <w:hyperlink w:anchor="_Toc243304493" w:history="1">
+          <w:hyperlink w:anchor="_Toc243305598" w:history="1">
             <w:r>
               <w:rPr>
                 <w:rStyle w:val="Hipervnculo"/>
@@ -501,7 +501,7 @@
               <w:rPr>
                 <w:noProof/>
               </w:rPr>
-              <w:instrText xml:space="preserve"> PAGEREF _Toc243304493 \h </w:instrText>
+              <w:instrText xml:space="preserve"> PAGEREF _Toc243305598 \h </w:instrText>
             </w:r>
             <w:r>
               <w:rPr>
@@ -544,7 +544,7 @@
               <w14:ligatures w14:val="standardContextual"/>
             </w:rPr>
           </w:pPr>
-          <w:hyperlink w:anchor="_Toc243304494" w:history="1">
+          <w:hyperlink w:anchor="_Toc243305599" w:history="1">
             <w:r>
               <w:rPr>
                 <w:rStyle w:val="Hipervnculo"/>
@@ -568,7 +568,7 @@
               <w:rPr>
                 <w:noProof/>
               </w:rPr>
-              <w:instrText xml:space="preserve"> PAGEREF _Toc243304494 \h </w:instrText>
+              <w:instrText xml:space="preserve"> PAGEREF _Toc243305599 \h </w:instrText>
             </w:r>
             <w:r>
               <w:rPr>
@@ -611,7 +611,7 @@
               <w14:ligatures w14:val="standardContextual"/>
             </w:rPr>
           </w:pPr>
-          <w:hyperlink w:anchor="_Toc243304495" w:history="1">
+          <w:hyperlink w:anchor="_Toc243305600" w:history="1">
             <w:r>
               <w:rPr>
                 <w:rStyle w:val="Hipervnculo"/>
@@ -635,7 +635,7 @@
               <w:rPr>
                 <w:noProof/>
               </w:rPr>
-              <w:instrText xml:space="preserve"> PAGEREF _Toc243304495 \h </w:instrText>
+              <w:instrText xml:space="preserve"> PAGEREF _Toc243305600 \h </w:instrText>
             </w:r>
             <w:r>
               <w:rPr>
@@ -678,7 +678,7 @@
               <w14:ligatures w14:val="standardContextual"/>
             </w:rPr>
           </w:pPr>
-          <w:hyperlink w:anchor="_Toc243304496" w:history="1">
+          <w:hyperlink w:anchor="_Toc243305601" w:history="1">
             <w:r>
               <w:rPr>
                 <w:rStyle w:val="Hipervnculo"/>
@@ -702,7 +702,7 @@
               <w:rPr>
                 <w:noProof/>
               </w:rPr>
-              <w:instrText xml:space="preserve"> PAGEREF _Toc243304496 \h </w:instrText>
+              <w:instrText xml:space="preserve"> PAGEREF _Toc243305601 \h </w:instrText>
             </w:r>
             <w:r>
               <w:rPr>
@@ -745,7 +745,7 @@
               <w14:ligatures w14:val="standardContextual"/>
             </w:rPr>
           </w:pPr>
-          <w:hyperlink w:anchor="_Toc243304497" w:history="1">
+          <w:hyperlink w:anchor="_Toc243305602" w:history="1">
             <w:r>
               <w:rPr>
                 <w:rStyle w:val="Hipervnculo"/>
@@ -769,7 +769,7 @@
               <w:rPr>
                 <w:noProof/>
               </w:rPr>
-              <w:instrText xml:space="preserve"> PAGEREF _Toc243304497 \h </w:instrText>
+              <w:instrText xml:space="preserve"> PAGEREF _Toc243305602 \h </w:instrText>
             </w:r>
             <w:r>
               <w:rPr>
@@ -812,7 +812,7 @@
               <w14:ligatures w14:val="standardContextual"/>
             </w:rPr>
           </w:pPr>
-          <w:hyperlink w:anchor="_Toc243304498" w:history="1">
+          <w:hyperlink w:anchor="_Toc243305603" w:history="1">
             <w:r>
               <w:rPr>
                 <w:rStyle w:val="Hipervnculo"/>
@@ -836,7 +836,7 @@
               <w:rPr>
                 <w:noProof/>
               </w:rPr>
-              <w:instrText xml:space="preserve"> PAGEREF _Toc243304498 \h </w:instrText>
+              <w:instrText xml:space="preserve"> PAGEREF _Toc243305603 \h </w:instrText>
             </w:r>
             <w:r>
               <w:rPr>
@@ -879,7 +879,7 @@
               <w14:ligatures w14:val="standardContextual"/>
             </w:rPr>
           </w:pPr>
-          <w:hyperlink w:anchor="_Toc243304499" w:history="1">
+          <w:hyperlink w:anchor="_Toc243305604" w:history="1">
             <w:r>
               <w:rPr>
                 <w:rStyle w:val="Hipervnculo"/>
@@ -903,7 +903,7 @@
               <w:rPr>
                 <w:noProof/>
               </w:rPr>
-              <w:instrText xml:space="preserve"> PAGEREF _Toc243304499 \h </w:instrText>
+              <w:instrText xml:space="preserve"> PAGEREF _Toc243305604 \h </w:instrText>
             </w:r>
             <w:r>
               <w:rPr>
@@ -946,7 +946,7 @@
               <w14:ligatures w14:val="standardContextual"/>
             </w:rPr>
           </w:pPr>
-          <w:hyperlink w:anchor="_Toc243304500" w:history="1">
+          <w:hyperlink w:anchor="_Toc243305605" w:history="1">
             <w:r>
               <w:rPr>
                 <w:rStyle w:val="Hipervnculo"/>
@@ -970,7 +970,7 @@
               <w:rPr>
                 <w:noProof/>
               </w:rPr>
-              <w:instrText xml:space="preserve"> PAGEREF _Toc243304500 \h </w:instrText>
+              <w:instrText xml:space="preserve"> PAGEREF _Toc243305605 \h </w:instrText>
             </w:r>
             <w:r>
               <w:rPr>
@@ -1013,7 +1013,7 @@
               <w14:ligatures w14:val="standardContextual"/>
             </w:rPr>
           </w:pPr>
-          <w:hyperlink w:anchor="_Toc243304501" w:history="1">
+          <w:hyperlink w:anchor="_Toc243305606" w:history="1">
             <w:r>
               <w:rPr>
                 <w:rStyle w:val="Hipervnculo"/>
@@ -1037,7 +1037,7 @@
               <w:rPr>
                 <w:noProof/>
               </w:rPr>
-              <w:instrText xml:space="preserve"> PAGEREF _Toc243304501 \h </w:instrText>
+              <w:instrText xml:space="preserve"> PAGEREF _Toc243305606 \h </w:instrText>
             </w:r>
             <w:r>
               <w:rPr>
@@ -1081,7 +1081,7 @@
         <w:pStyle w:val="Ttulo1"/>
         <w:keepNext/>
       </w:pPr>
-      <w:bookmarkStart w:id="0" w:name="_Toc243304493"/>
+      <w:bookmarkStart w:id="0" w:name="_Toc243305598"/>
       <w:r>
         <w:t>1. Resumen</w:t>
       </w:r>
@@ -1192,7 +1192,7 @@
         <w:pStyle w:val="Ttulo1"/>
         <w:keepNext/>
       </w:pPr>
-      <w:bookmarkStart w:id="1" w:name="_Toc243304494"/>
+      <w:bookmarkStart w:id="1" w:name="_Toc243305599"/>
       <w:r>
         <w:t>2. Plataforma y lenguaje</w:t>
       </w:r>
@@ -1839,7 +1839,7 @@
         <w:pStyle w:val="Ttulo1"/>
         <w:keepNext/>
       </w:pPr>
-      <w:bookmarkStart w:id="2" w:name="_Toc243304495"/>
+      <w:bookmarkStart w:id="2" w:name="_Toc243305600"/>
       <w:r>
         <w:t>3. Datos y persistencia</w:t>
       </w:r>
@@ -2499,7 +2499,7 @@
         <w:pStyle w:val="Ttulo1"/>
         <w:keepNext/>
       </w:pPr>
-      <w:bookmarkStart w:id="3" w:name="_Toc243304496"/>
+      <w:bookmarkStart w:id="3" w:name="_Toc243305601"/>
       <w:r>
         <w:t>4. Interfaz</w:t>
       </w:r>
@@ -3146,7 +3146,7 @@
         <w:pStyle w:val="Ttulo1"/>
         <w:keepNext/>
       </w:pPr>
-      <w:bookmarkStart w:id="4" w:name="_Toc243304497"/>
+      <w:bookmarkStart w:id="4" w:name="_Toc243305602"/>
       <w:r>
         <w:t>5. Seguridad y validación</w:t>
       </w:r>
@@ -3653,7 +3653,7 @@
         <w:pStyle w:val="Ttulo1"/>
         <w:keepNext/>
       </w:pPr>
-      <w:bookmarkStart w:id="5" w:name="_Toc243304498"/>
+      <w:bookmarkStart w:id="5" w:name="_Toc243305603"/>
       <w:r>
         <w:t>6. Documentos y archivos</w:t>
       </w:r>
@@ -3976,7 +3976,7 @@
         <w:pStyle w:val="Ttulo1"/>
         <w:keepNext/>
       </w:pPr>
-      <w:bookmarkStart w:id="6" w:name="_Toc243304499"/>
+      <w:bookmarkStart w:id="6" w:name="_Toc243305604"/>
       <w:r>
         <w:t>7. Calidad y pruebas</w:t>
       </w:r>
@@ -4715,7 +4715,7 @@
         <w:pStyle w:val="Ttulo1"/>
         <w:keepNext/>
       </w:pPr>
-      <w:bookmarkStart w:id="7" w:name="_Toc243304500"/>
+      <w:bookmarkStart w:id="7" w:name="_Toc243305605"/>
       <w:r>
         <w:t>8. Infraestructura</w:t>
       </w:r>
@@ -4834,7 +4834,7 @@
         <w:pStyle w:val="Ttulo1"/>
         <w:keepNext/>
       </w:pPr>
-      <w:bookmarkStart w:id="8" w:name="_Toc243304501"/>
+      <w:bookmarkStart w:id="8" w:name="_Toc243305606"/>
       <w:r>
         <w:t>9. Scripts disponibles (app/package.json)</w:t>
       </w:r>
@@ -5832,10 +5832,64 @@
 <file path=word/numbering.xml><?xml version="1.0" encoding="utf-8"?>
 <w:numbering xmlns:wpc="http://schemas.microsoft.com/office/word/2010/wordprocessingCanvas" xmlns:cx="http://schemas.microsoft.com/office/drawing/2014/chartex" xmlns:cx1="http://schemas.microsoft.com/office/drawing/2015/9/8/chartex" xmlns:cx2="http://schemas.microsoft.com/office/drawing/2015/10/21/chartex" xmlns:cx3="http://schemas.microsoft.com/office/drawing/2016/5/9/chartex" xmlns:cx4="http://schemas.microsoft.com/office/drawing/2016/5/10/chartex" xmlns:cx5="http://schemas.microsoft.com/office/drawing/2016/5/11/chartex" xmlns:cx6="http://schemas.microsoft.com/office/drawing/2016/5/12/chartex" xmlns:cx7="http://schemas.microsoft.com/office/drawing/2016/5/13/chartex" xmlns:cx8="http://schemas.microsoft.com/office/drawing/2016/5/14/chartex" xmlns:mc="http://schemas.openxmlformats.org/markup-compatibility/2006" xmlns:aink="http://schemas.microsoft.com/office/drawing/2016/ink" xmlns:am3d="http://schemas.microsoft.com/office/drawing/2017/model3d" xmlns:o="urn:schemas-microsoft-com:office:office" xmlns:oel="http://schemas.microsoft.com/office/2019/extlst" xmlns:r="http://schemas.openxmlformats.org/officeDocument/2006/relationships" xmlns:m="http://schemas.openxmlformats.org/officeDocument/2006/math" xmlns:v="urn:schemas-microsoft-com:vml" xmlns:wp14="http://schemas.microsoft.com/office/word/2010/wordprocessingDrawing" xmlns:wp="http://schemas.openxmlformats.org/drawingml/2006/wordprocessingDrawing" xmlns:w10="urn:schemas-microsoft-com:office:word" xmlns:w="http://schemas.openxmlformats.org/wordprocessingml/2006/main" xmlns:w14="http://schemas.microsoft.com/office/word/2010/wordml" xmlns:w15="http://schemas.microsoft.com/office/word/2012/wordml" xmlns:w16cex="http://schemas.microsoft.com/office/word/2018/wordml/cex" xmlns:w16cid="http://schemas.microsoft.com/office/word/2016/wordml/cid" xmlns:w16="http://schemas.microsoft.com/office/word/2018/wordml" xmlns:w16du="http://schemas.microsoft.com/office/word/2023/wordml/word16du" xmlns:w16sdtdh="http://schemas.microsoft.com/office/word/2020/wordml/sdtdatahash" xmlns:w16sdtfl="http://schemas.microsoft.com/office/word/2024/wordml/sdtformatlock" xmlns:w16se="http://schemas.microsoft.com/office/word/2015/wordml/symex" xmlns:wpg="http://schemas.microsoft.com/office/word/2010/wordprocessingGroup" xmlns:wpi="http://schemas.microsoft.com/office/word/2010/wordprocessingInk" xmlns:wne="http://schemas.microsoft.com/office/word/2006/wordml" xmlns:wps="http://schemas.microsoft.com/office/word/2010/wordprocessingShape" mc:Ignorable="w14 w15 w16se w16cid w16 w16cex w16sdtdh w16sdtfl w16du wp14">
   <w:abstractNum w:abstractNumId="0" w15:restartNumberingAfterBreak="0">
-    <w:nsid w:val="484830F8"/>
+    <w:nsid w:val="26B11D09"/>
     <w:multiLevelType w:val="hybridMultilevel"/>
-    <w:tmpl w:val="CA129EB8"/>
-    <w:lvl w:ilvl="0" w:tplc="9048A772" w:tentative="1">
+    <w:tmpl w:val="0D7814D0"/>
+    <w:lvl w:ilvl="0" w:tplc="F3A6DB6C" w:tentative="1">
+      <w:start w:val="1"/>
+      <w:numFmt w:val="decimal"/>
+      <w:lvlText w:val="%1."/>
+      <w:lvlJc w:val="left"/>
+      <w:pPr>
+        <w:ind w:left="420" w:hanging="300"/>
+      </w:pPr>
+    </w:lvl>
+    <w:lvl w:ilvl="1" w:tplc="725CAA9A">
+      <w:numFmt w:val="decimal"/>
+      <w:lvlText w:val=""/>
+      <w:lvlJc w:val="left"/>
+    </w:lvl>
+    <w:lvl w:ilvl="2" w:tplc="88386486">
+      <w:numFmt w:val="decimal"/>
+      <w:lvlText w:val=""/>
+      <w:lvlJc w:val="left"/>
+    </w:lvl>
+    <w:lvl w:ilvl="3" w:tplc="F03E1AE2">
+      <w:numFmt w:val="decimal"/>
+      <w:lvlText w:val=""/>
+      <w:lvlJc w:val="left"/>
+    </w:lvl>
+    <w:lvl w:ilvl="4" w:tplc="B7A230A2">
+      <w:numFmt w:val="decimal"/>
+      <w:lvlText w:val=""/>
+      <w:lvlJc w:val="left"/>
+    </w:lvl>
+    <w:lvl w:ilvl="5" w:tplc="3704EF0C">
+      <w:numFmt w:val="decimal"/>
+      <w:lvlText w:val=""/>
+      <w:lvlJc w:val="left"/>
+    </w:lvl>
+    <w:lvl w:ilvl="6" w:tplc="2A5457D8">
+      <w:numFmt w:val="decimal"/>
+      <w:lvlText w:val=""/>
+      <w:lvlJc w:val="left"/>
+    </w:lvl>
+    <w:lvl w:ilvl="7" w:tplc="7AA6C224">
+      <w:numFmt w:val="decimal"/>
+      <w:lvlText w:val=""/>
+      <w:lvlJc w:val="left"/>
+    </w:lvl>
+    <w:lvl w:ilvl="8" w:tplc="80E68672">
+      <w:numFmt w:val="decimal"/>
+      <w:lvlText w:val=""/>
+      <w:lvlJc w:val="left"/>
+    </w:lvl>
+  </w:abstractNum>
+  <w:abstractNum w:abstractNumId="1" w15:restartNumberingAfterBreak="0">
+    <w:nsid w:val="2AD31254"/>
+    <w:multiLevelType w:val="hybridMultilevel"/>
+    <w:tmpl w:val="B2AAD16E"/>
+    <w:lvl w:ilvl="0" w:tplc="2288084C" w:tentative="1">
       <w:start w:val="1"/>
       <w:numFmt w:val="bullet"/>
       <w:lvlText w:val="●"/>
@@ -5844,7 +5898,7 @@
         <w:ind w:left="720" w:hanging="360"/>
       </w:pPr>
     </w:lvl>
-    <w:lvl w:ilvl="1" w:tplc="67BCFA22" w:tentative="1">
+    <w:lvl w:ilvl="1" w:tplc="B590FC08" w:tentative="1">
       <w:start w:val="1"/>
       <w:numFmt w:val="bullet"/>
       <w:lvlText w:val="○"/>
@@ -5853,7 +5907,7 @@
         <w:ind w:left="1440" w:hanging="360"/>
       </w:pPr>
     </w:lvl>
-    <w:lvl w:ilvl="2" w:tplc="7EFE4AAA" w:tentative="1">
+    <w:lvl w:ilvl="2" w:tplc="4386F802" w:tentative="1">
       <w:start w:val="1"/>
       <w:numFmt w:val="bullet"/>
       <w:lvlText w:val="■"/>
@@ -5862,7 +5916,7 @@
         <w:ind w:left="2160" w:hanging="360"/>
       </w:pPr>
     </w:lvl>
-    <w:lvl w:ilvl="3" w:tplc="B3CE8E20" w:tentative="1">
+    <w:lvl w:ilvl="3" w:tplc="116A4FF4" w:tentative="1">
       <w:start w:val="1"/>
       <w:numFmt w:val="bullet"/>
       <w:lvlText w:val="●"/>
@@ -5871,7 +5925,7 @@
         <w:ind w:left="2880" w:hanging="360"/>
       </w:pPr>
     </w:lvl>
-    <w:lvl w:ilvl="4" w:tplc="F54609C0" w:tentative="1">
+    <w:lvl w:ilvl="4" w:tplc="CFE043EC" w:tentative="1">
       <w:start w:val="1"/>
       <w:numFmt w:val="bullet"/>
       <w:lvlText w:val="○"/>
@@ -5880,7 +5934,7 @@
         <w:ind w:left="3600" w:hanging="360"/>
       </w:pPr>
     </w:lvl>
-    <w:lvl w:ilvl="5" w:tplc="8DC8C5C6" w:tentative="1">
+    <w:lvl w:ilvl="5" w:tplc="369207C6" w:tentative="1">
       <w:start w:val="1"/>
       <w:numFmt w:val="bullet"/>
       <w:lvlText w:val="■"/>
@@ -5889,7 +5943,7 @@
         <w:ind w:left="4320" w:hanging="360"/>
       </w:pPr>
     </w:lvl>
-    <w:lvl w:ilvl="6" w:tplc="EF74F630" w:tentative="1">
+    <w:lvl w:ilvl="6" w:tplc="ACBAF780" w:tentative="1">
       <w:start w:val="1"/>
       <w:numFmt w:val="bullet"/>
       <w:lvlText w:val="●"/>
@@ -5898,7 +5952,7 @@
         <w:ind w:left="5040" w:hanging="360"/>
       </w:pPr>
     </w:lvl>
-    <w:lvl w:ilvl="7" w:tplc="1500F3C2" w:tentative="1">
+    <w:lvl w:ilvl="7" w:tplc="B1EA033C" w:tentative="1">
       <w:start w:val="1"/>
       <w:numFmt w:val="bullet"/>
       <w:lvlText w:val="●"/>
@@ -5907,7 +5961,7 @@
         <w:ind w:left="5760" w:hanging="360"/>
       </w:pPr>
     </w:lvl>
-    <w:lvl w:ilvl="8" w:tplc="F8AEC4DC" w:tentative="1">
+    <w:lvl w:ilvl="8" w:tplc="4E9044B4" w:tentative="1">
       <w:start w:val="1"/>
       <w:numFmt w:val="bullet"/>
       <w:lvlText w:val="●"/>
@@ -5917,65 +5971,11 @@
       </w:pPr>
     </w:lvl>
   </w:abstractNum>
-  <w:abstractNum w:abstractNumId="1" w15:restartNumberingAfterBreak="0">
-    <w:nsid w:val="6E475E72"/>
+  <w:abstractNum w:abstractNumId="2" w15:restartNumberingAfterBreak="0">
+    <w:nsid w:val="6C902177"/>
     <w:multiLevelType w:val="hybridMultilevel"/>
-    <w:tmpl w:val="FB884EBE"/>
-    <w:lvl w:ilvl="0" w:tplc="1CDA4A8A" w:tentative="1">
-      <w:start w:val="1"/>
-      <w:numFmt w:val="decimal"/>
-      <w:lvlText w:val="%1."/>
-      <w:lvlJc w:val="left"/>
-      <w:pPr>
-        <w:ind w:left="420" w:hanging="300"/>
-      </w:pPr>
-    </w:lvl>
-    <w:lvl w:ilvl="1" w:tplc="0A50DF10">
-      <w:numFmt w:val="decimal"/>
-      <w:lvlText w:val=""/>
-      <w:lvlJc w:val="left"/>
-    </w:lvl>
-    <w:lvl w:ilvl="2" w:tplc="03F2AE16">
-      <w:numFmt w:val="decimal"/>
-      <w:lvlText w:val=""/>
-      <w:lvlJc w:val="left"/>
-    </w:lvl>
-    <w:lvl w:ilvl="3" w:tplc="228EEDE2">
-      <w:numFmt w:val="decimal"/>
-      <w:lvlText w:val=""/>
-      <w:lvlJc w:val="left"/>
-    </w:lvl>
-    <w:lvl w:ilvl="4" w:tplc="88825CEE">
-      <w:numFmt w:val="decimal"/>
-      <w:lvlText w:val=""/>
-      <w:lvlJc w:val="left"/>
-    </w:lvl>
-    <w:lvl w:ilvl="5" w:tplc="6A1A09C8">
-      <w:numFmt w:val="decimal"/>
-      <w:lvlText w:val=""/>
-      <w:lvlJc w:val="left"/>
-    </w:lvl>
-    <w:lvl w:ilvl="6" w:tplc="8BE69692">
-      <w:numFmt w:val="decimal"/>
-      <w:lvlText w:val=""/>
-      <w:lvlJc w:val="left"/>
-    </w:lvl>
-    <w:lvl w:ilvl="7" w:tplc="D0F49F86">
-      <w:numFmt w:val="decimal"/>
-      <w:lvlText w:val=""/>
-      <w:lvlJc w:val="left"/>
-    </w:lvl>
-    <w:lvl w:ilvl="8" w:tplc="77AEB2F8">
-      <w:numFmt w:val="decimal"/>
-      <w:lvlText w:val=""/>
-      <w:lvlJc w:val="left"/>
-    </w:lvl>
-  </w:abstractNum>
-  <w:abstractNum w:abstractNumId="2" w15:restartNumberingAfterBreak="0">
-    <w:nsid w:val="74AE19B0"/>
-    <w:multiLevelType w:val="hybridMultilevel"/>
-    <w:tmpl w:val="39722DD2"/>
-    <w:lvl w:ilvl="0" w:tplc="2228E228">
+    <w:tmpl w:val="211479A2"/>
+    <w:lvl w:ilvl="0" w:tplc="DF568F40">
       <w:start w:val="1"/>
       <w:numFmt w:val="bullet"/>
       <w:lvlText w:val="•"/>
@@ -5984,7 +5984,7 @@
         <w:ind w:left="400" w:hanging="260"/>
       </w:pPr>
     </w:lvl>
-    <w:lvl w:ilvl="1" w:tplc="D2E2A300" w:tentative="1">
+    <w:lvl w:ilvl="1" w:tplc="29424724" w:tentative="1">
       <w:start w:val="1"/>
       <w:numFmt w:val="bullet"/>
       <w:lvlText w:val="–"/>
@@ -5993,7 +5993,7 @@
         <w:ind w:left="760" w:hanging="260"/>
       </w:pPr>
     </w:lvl>
-    <w:lvl w:ilvl="2" w:tplc="D9C87AEA" w:tentative="1">
+    <w:lvl w:ilvl="2" w:tplc="A598265C" w:tentative="1">
       <w:start w:val="1"/>
       <w:numFmt w:val="bullet"/>
       <w:lvlText w:val="·"/>
@@ -6002,44 +6002,44 @@
         <w:ind w:left="1120" w:hanging="260"/>
       </w:pPr>
     </w:lvl>
-    <w:lvl w:ilvl="3" w:tplc="D19ABA5C">
+    <w:lvl w:ilvl="3" w:tplc="0316D036">
       <w:numFmt w:val="decimal"/>
       <w:lvlText w:val=""/>
       <w:lvlJc w:val="left"/>
     </w:lvl>
-    <w:lvl w:ilvl="4" w:tplc="CA0A72CE">
+    <w:lvl w:ilvl="4" w:tplc="26864EB8">
       <w:numFmt w:val="decimal"/>
       <w:lvlText w:val=""/>
       <w:lvlJc w:val="left"/>
     </w:lvl>
-    <w:lvl w:ilvl="5" w:tplc="DC100B84">
+    <w:lvl w:ilvl="5" w:tplc="50589AE2">
       <w:numFmt w:val="decimal"/>
       <w:lvlText w:val=""/>
       <w:lvlJc w:val="left"/>
     </w:lvl>
-    <w:lvl w:ilvl="6" w:tplc="4CB4E2E2">
+    <w:lvl w:ilvl="6" w:tplc="61986D7C">
       <w:numFmt w:val="decimal"/>
       <w:lvlText w:val=""/>
       <w:lvlJc w:val="left"/>
     </w:lvl>
-    <w:lvl w:ilvl="7" w:tplc="A636E162">
+    <w:lvl w:ilvl="7" w:tplc="CF0EEEB4">
       <w:numFmt w:val="decimal"/>
       <w:lvlText w:val=""/>
       <w:lvlJc w:val="left"/>
     </w:lvl>
-    <w:lvl w:ilvl="8" w:tplc="2B667196">
+    <w:lvl w:ilvl="8" w:tplc="F4421F32">
       <w:numFmt w:val="decimal"/>
       <w:lvlText w:val=""/>
       <w:lvlJc w:val="left"/>
     </w:lvl>
   </w:abstractNum>
-  <w:num w:numId="1" w16cid:durableId="399210479">
-    <w:abstractNumId w:val="0"/>
+  <w:num w:numId="1" w16cid:durableId="1261449752">
+    <w:abstractNumId w:val="1"/>
     <w:lvlOverride w:ilvl="0">
       <w:startOverride w:val="1"/>
     </w:lvlOverride>
   </w:num>
-  <w:num w:numId="2" w16cid:durableId="911082944">
+  <w:num w:numId="2" w16cid:durableId="1760254305">
     <w:abstractNumId w:val="2"/>
     <w:lvlOverride w:ilvl="0">
       <w:startOverride w:val="1"/>
@@ -6682,7 +6682,7 @@
     <w:autoRedefine/>
     <w:uiPriority w:val="39"/>
     <w:unhideWhenUsed/>
-    <w:rsid w:val="00102EB2"/>
+    <w:rsid w:val="00CF18C2"/>
     <w:pPr>
       <w:spacing w:after="100"/>
     </w:pPr>

--- a/documentacion/Tecnologias_utilizadas.docx
+++ b/documentacion/Tecnologias_utilizadas.docx
@@ -448,7 +448,7 @@
     <w:sdt>
       <w:sdtPr>
         <w:alias w:val="Contenido"/>
-        <w:id w:val="1047642133"/>
+        <w:id w:val="1889145149"/>
       </w:sdtPr>
       <w:sdtEndPr/>
       <w:sdtContent>
@@ -477,7 +477,7 @@
           <w:r>
             <w:fldChar w:fldCharType="separate"/>
           </w:r>
-          <w:hyperlink w:anchor="_Toc243305598" w:history="1">
+          <w:hyperlink w:anchor="_Toc243312044" w:history="1">
             <w:r>
               <w:rPr>
                 <w:rStyle w:val="Hipervnculo"/>
@@ -501,7 +501,7 @@
               <w:rPr>
                 <w:noProof/>
               </w:rPr>
-              <w:instrText xml:space="preserve"> PAGEREF _Toc243305598 \h </w:instrText>
+              <w:instrText xml:space="preserve"> PAGEREF _Toc243312044 \h </w:instrText>
             </w:r>
             <w:r>
               <w:rPr>
@@ -544,7 +544,7 @@
               <w14:ligatures w14:val="standardContextual"/>
             </w:rPr>
           </w:pPr>
-          <w:hyperlink w:anchor="_Toc243305599" w:history="1">
+          <w:hyperlink w:anchor="_Toc243312045" w:history="1">
             <w:r>
               <w:rPr>
                 <w:rStyle w:val="Hipervnculo"/>
@@ -568,7 +568,7 @@
               <w:rPr>
                 <w:noProof/>
               </w:rPr>
-              <w:instrText xml:space="preserve"> PAGEREF _Toc243305599 \h </w:instrText>
+              <w:instrText xml:space="preserve"> PAGEREF _Toc243312045 \h </w:instrText>
             </w:r>
             <w:r>
               <w:rPr>
@@ -611,7 +611,7 @@
               <w14:ligatures w14:val="standardContextual"/>
             </w:rPr>
           </w:pPr>
-          <w:hyperlink w:anchor="_Toc243305600" w:history="1">
+          <w:hyperlink w:anchor="_Toc243312046" w:history="1">
             <w:r>
               <w:rPr>
                 <w:rStyle w:val="Hipervnculo"/>
@@ -635,7 +635,7 @@
               <w:rPr>
                 <w:noProof/>
               </w:rPr>
-              <w:instrText xml:space="preserve"> PAGEREF _Toc243305600 \h </w:instrText>
+              <w:instrText xml:space="preserve"> PAGEREF _Toc243312046 \h </w:instrText>
             </w:r>
             <w:r>
               <w:rPr>
@@ -678,7 +678,7 @@
               <w14:ligatures w14:val="standardContextual"/>
             </w:rPr>
           </w:pPr>
-          <w:hyperlink w:anchor="_Toc243305601" w:history="1">
+          <w:hyperlink w:anchor="_Toc243312047" w:history="1">
             <w:r>
               <w:rPr>
                 <w:rStyle w:val="Hipervnculo"/>
@@ -702,7 +702,7 @@
               <w:rPr>
                 <w:noProof/>
               </w:rPr>
-              <w:instrText xml:space="preserve"> PAGEREF _Toc243305601 \h </w:instrText>
+              <w:instrText xml:space="preserve"> PAGEREF _Toc243312047 \h </w:instrText>
             </w:r>
             <w:r>
               <w:rPr>
@@ -745,7 +745,7 @@
               <w14:ligatures w14:val="standardContextual"/>
             </w:rPr>
           </w:pPr>
-          <w:hyperlink w:anchor="_Toc243305602" w:history="1">
+          <w:hyperlink w:anchor="_Toc243312048" w:history="1">
             <w:r>
               <w:rPr>
                 <w:rStyle w:val="Hipervnculo"/>
@@ -769,7 +769,7 @@
               <w:rPr>
                 <w:noProof/>
               </w:rPr>
-              <w:instrText xml:space="preserve"> PAGEREF _Toc243305602 \h </w:instrText>
+              <w:instrText xml:space="preserve"> PAGEREF _Toc243312048 \h </w:instrText>
             </w:r>
             <w:r>
               <w:rPr>
@@ -812,7 +812,7 @@
               <w14:ligatures w14:val="standardContextual"/>
             </w:rPr>
           </w:pPr>
-          <w:hyperlink w:anchor="_Toc243305603" w:history="1">
+          <w:hyperlink w:anchor="_Toc243312049" w:history="1">
             <w:r>
               <w:rPr>
                 <w:rStyle w:val="Hipervnculo"/>
@@ -836,7 +836,7 @@
               <w:rPr>
                 <w:noProof/>
               </w:rPr>
-              <w:instrText xml:space="preserve"> PAGEREF _Toc243305603 \h </w:instrText>
+              <w:instrText xml:space="preserve"> PAGEREF _Toc243312049 \h </w:instrText>
             </w:r>
             <w:r>
               <w:rPr>
@@ -879,7 +879,7 @@
               <w14:ligatures w14:val="standardContextual"/>
             </w:rPr>
           </w:pPr>
-          <w:hyperlink w:anchor="_Toc243305604" w:history="1">
+          <w:hyperlink w:anchor="_Toc243312050" w:history="1">
             <w:r>
               <w:rPr>
                 <w:rStyle w:val="Hipervnculo"/>
@@ -903,7 +903,7 @@
               <w:rPr>
                 <w:noProof/>
               </w:rPr>
-              <w:instrText xml:space="preserve"> PAGEREF _Toc243305604 \h </w:instrText>
+              <w:instrText xml:space="preserve"> PAGEREF _Toc243312050 \h </w:instrText>
             </w:r>
             <w:r>
               <w:rPr>
@@ -946,7 +946,7 @@
               <w14:ligatures w14:val="standardContextual"/>
             </w:rPr>
           </w:pPr>
-          <w:hyperlink w:anchor="_Toc243305605" w:history="1">
+          <w:hyperlink w:anchor="_Toc243312051" w:history="1">
             <w:r>
               <w:rPr>
                 <w:rStyle w:val="Hipervnculo"/>
@@ -970,7 +970,7 @@
               <w:rPr>
                 <w:noProof/>
               </w:rPr>
-              <w:instrText xml:space="preserve"> PAGEREF _Toc243305605 \h </w:instrText>
+              <w:instrText xml:space="preserve"> PAGEREF _Toc243312051 \h </w:instrText>
             </w:r>
             <w:r>
               <w:rPr>
@@ -1013,7 +1013,7 @@
               <w14:ligatures w14:val="standardContextual"/>
             </w:rPr>
           </w:pPr>
-          <w:hyperlink w:anchor="_Toc243305606" w:history="1">
+          <w:hyperlink w:anchor="_Toc243312052" w:history="1">
             <w:r>
               <w:rPr>
                 <w:rStyle w:val="Hipervnculo"/>
@@ -1037,7 +1037,7 @@
               <w:rPr>
                 <w:noProof/>
               </w:rPr>
-              <w:instrText xml:space="preserve"> PAGEREF _Toc243305606 \h </w:instrText>
+              <w:instrText xml:space="preserve"> PAGEREF _Toc243312052 \h </w:instrText>
             </w:r>
             <w:r>
               <w:rPr>
@@ -1081,7 +1081,7 @@
         <w:pStyle w:val="Ttulo1"/>
         <w:keepNext/>
       </w:pPr>
-      <w:bookmarkStart w:id="0" w:name="_Toc243305598"/>
+      <w:bookmarkStart w:id="0" w:name="_Toc243312044"/>
       <w:r>
         <w:t>1. Resumen</w:t>
       </w:r>
@@ -1192,7 +1192,7 @@
         <w:pStyle w:val="Ttulo1"/>
         <w:keepNext/>
       </w:pPr>
-      <w:bookmarkStart w:id="1" w:name="_Toc243305599"/>
+      <w:bookmarkStart w:id="1" w:name="_Toc243312045"/>
       <w:r>
         <w:t>2. Plataforma y lenguaje</w:t>
       </w:r>
@@ -1839,7 +1839,7 @@
         <w:pStyle w:val="Ttulo1"/>
         <w:keepNext/>
       </w:pPr>
-      <w:bookmarkStart w:id="2" w:name="_Toc243305600"/>
+      <w:bookmarkStart w:id="2" w:name="_Toc243312046"/>
       <w:r>
         <w:t>3. Datos y persistencia</w:t>
       </w:r>
@@ -2499,7 +2499,7 @@
         <w:pStyle w:val="Ttulo1"/>
         <w:keepNext/>
       </w:pPr>
-      <w:bookmarkStart w:id="3" w:name="_Toc243305601"/>
+      <w:bookmarkStart w:id="3" w:name="_Toc243312047"/>
       <w:r>
         <w:t>4. Interfaz</w:t>
       </w:r>
@@ -3146,7 +3146,7 @@
         <w:pStyle w:val="Ttulo1"/>
         <w:keepNext/>
       </w:pPr>
-      <w:bookmarkStart w:id="4" w:name="_Toc243305602"/>
+      <w:bookmarkStart w:id="4" w:name="_Toc243312048"/>
       <w:r>
         <w:t>5. Seguridad y validación</w:t>
       </w:r>
@@ -3653,7 +3653,7 @@
         <w:pStyle w:val="Ttulo1"/>
         <w:keepNext/>
       </w:pPr>
-      <w:bookmarkStart w:id="5" w:name="_Toc243305603"/>
+      <w:bookmarkStart w:id="5" w:name="_Toc243312049"/>
       <w:r>
         <w:t>6. Documentos y archivos</w:t>
       </w:r>
@@ -3976,7 +3976,7 @@
         <w:pStyle w:val="Ttulo1"/>
         <w:keepNext/>
       </w:pPr>
-      <w:bookmarkStart w:id="6" w:name="_Toc243305604"/>
+      <w:bookmarkStart w:id="6" w:name="_Toc243312050"/>
       <w:r>
         <w:t>7. Calidad y pruebas</w:t>
       </w:r>
@@ -4715,7 +4715,7 @@
         <w:pStyle w:val="Ttulo1"/>
         <w:keepNext/>
       </w:pPr>
-      <w:bookmarkStart w:id="7" w:name="_Toc243305605"/>
+      <w:bookmarkStart w:id="7" w:name="_Toc243312051"/>
       <w:r>
         <w:t>8. Infraestructura</w:t>
       </w:r>
@@ -4834,7 +4834,7 @@
         <w:pStyle w:val="Ttulo1"/>
         <w:keepNext/>
       </w:pPr>
-      <w:bookmarkStart w:id="8" w:name="_Toc243305606"/>
+      <w:bookmarkStart w:id="8" w:name="_Toc243312052"/>
       <w:r>
         <w:t>9. Scripts disponibles (app/package.json)</w:t>
       </w:r>
@@ -5832,64 +5832,10 @@
 <file path=word/numbering.xml><?xml version="1.0" encoding="utf-8"?>
 <w:numbering xmlns:wpc="http://schemas.microsoft.com/office/word/2010/wordprocessingCanvas" xmlns:cx="http://schemas.microsoft.com/office/drawing/2014/chartex" xmlns:cx1="http://schemas.microsoft.com/office/drawing/2015/9/8/chartex" xmlns:cx2="http://schemas.microsoft.com/office/drawing/2015/10/21/chartex" xmlns:cx3="http://schemas.microsoft.com/office/drawing/2016/5/9/chartex" xmlns:cx4="http://schemas.microsoft.com/office/drawing/2016/5/10/chartex" xmlns:cx5="http://schemas.microsoft.com/office/drawing/2016/5/11/chartex" xmlns:cx6="http://schemas.microsoft.com/office/drawing/2016/5/12/chartex" xmlns:cx7="http://schemas.microsoft.com/office/drawing/2016/5/13/chartex" xmlns:cx8="http://schemas.microsoft.com/office/drawing/2016/5/14/chartex" xmlns:mc="http://schemas.openxmlformats.org/markup-compatibility/2006" xmlns:aink="http://schemas.microsoft.com/office/drawing/2016/ink" xmlns:am3d="http://schemas.microsoft.com/office/drawing/2017/model3d" xmlns:o="urn:schemas-microsoft-com:office:office" xmlns:oel="http://schemas.microsoft.com/office/2019/extlst" xmlns:r="http://schemas.openxmlformats.org/officeDocument/2006/relationships" xmlns:m="http://schemas.openxmlformats.org/officeDocument/2006/math" xmlns:v="urn:schemas-microsoft-com:vml" xmlns:wp14="http://schemas.microsoft.com/office/word/2010/wordprocessingDrawing" xmlns:wp="http://schemas.openxmlformats.org/drawingml/2006/wordprocessingDrawing" xmlns:w10="urn:schemas-microsoft-com:office:word" xmlns:w="http://schemas.openxmlformats.org/wordprocessingml/2006/main" xmlns:w14="http://schemas.microsoft.com/office/word/2010/wordml" xmlns:w15="http://schemas.microsoft.com/office/word/2012/wordml" xmlns:w16cex="http://schemas.microsoft.com/office/word/2018/wordml/cex" xmlns:w16cid="http://schemas.microsoft.com/office/word/2016/wordml/cid" xmlns:w16="http://schemas.microsoft.com/office/word/2018/wordml" xmlns:w16du="http://schemas.microsoft.com/office/word/2023/wordml/word16du" xmlns:w16sdtdh="http://schemas.microsoft.com/office/word/2020/wordml/sdtdatahash" xmlns:w16sdtfl="http://schemas.microsoft.com/office/word/2024/wordml/sdtformatlock" xmlns:w16se="http://schemas.microsoft.com/office/word/2015/wordml/symex" xmlns:wpg="http://schemas.microsoft.com/office/word/2010/wordprocessingGroup" xmlns:wpi="http://schemas.microsoft.com/office/word/2010/wordprocessingInk" xmlns:wne="http://schemas.microsoft.com/office/word/2006/wordml" xmlns:wps="http://schemas.microsoft.com/office/word/2010/wordprocessingShape" mc:Ignorable="w14 w15 w16se w16cid w16 w16cex w16sdtdh w16sdtfl w16du wp14">
   <w:abstractNum w:abstractNumId="0" w15:restartNumberingAfterBreak="0">
-    <w:nsid w:val="26B11D09"/>
+    <w:nsid w:val="3BC41E49"/>
     <w:multiLevelType w:val="hybridMultilevel"/>
-    <w:tmpl w:val="0D7814D0"/>
-    <w:lvl w:ilvl="0" w:tplc="F3A6DB6C" w:tentative="1">
-      <w:start w:val="1"/>
-      <w:numFmt w:val="decimal"/>
-      <w:lvlText w:val="%1."/>
-      <w:lvlJc w:val="left"/>
-      <w:pPr>
-        <w:ind w:left="420" w:hanging="300"/>
-      </w:pPr>
-    </w:lvl>
-    <w:lvl w:ilvl="1" w:tplc="725CAA9A">
-      <w:numFmt w:val="decimal"/>
-      <w:lvlText w:val=""/>
-      <w:lvlJc w:val="left"/>
-    </w:lvl>
-    <w:lvl w:ilvl="2" w:tplc="88386486">
-      <w:numFmt w:val="decimal"/>
-      <w:lvlText w:val=""/>
-      <w:lvlJc w:val="left"/>
-    </w:lvl>
-    <w:lvl w:ilvl="3" w:tplc="F03E1AE2">
-      <w:numFmt w:val="decimal"/>
-      <w:lvlText w:val=""/>
-      <w:lvlJc w:val="left"/>
-    </w:lvl>
-    <w:lvl w:ilvl="4" w:tplc="B7A230A2">
-      <w:numFmt w:val="decimal"/>
-      <w:lvlText w:val=""/>
-      <w:lvlJc w:val="left"/>
-    </w:lvl>
-    <w:lvl w:ilvl="5" w:tplc="3704EF0C">
-      <w:numFmt w:val="decimal"/>
-      <w:lvlText w:val=""/>
-      <w:lvlJc w:val="left"/>
-    </w:lvl>
-    <w:lvl w:ilvl="6" w:tplc="2A5457D8">
-      <w:numFmt w:val="decimal"/>
-      <w:lvlText w:val=""/>
-      <w:lvlJc w:val="left"/>
-    </w:lvl>
-    <w:lvl w:ilvl="7" w:tplc="7AA6C224">
-      <w:numFmt w:val="decimal"/>
-      <w:lvlText w:val=""/>
-      <w:lvlJc w:val="left"/>
-    </w:lvl>
-    <w:lvl w:ilvl="8" w:tplc="80E68672">
-      <w:numFmt w:val="decimal"/>
-      <w:lvlText w:val=""/>
-      <w:lvlJc w:val="left"/>
-    </w:lvl>
-  </w:abstractNum>
-  <w:abstractNum w:abstractNumId="1" w15:restartNumberingAfterBreak="0">
-    <w:nsid w:val="2AD31254"/>
-    <w:multiLevelType w:val="hybridMultilevel"/>
-    <w:tmpl w:val="B2AAD16E"/>
-    <w:lvl w:ilvl="0" w:tplc="2288084C" w:tentative="1">
+    <w:tmpl w:val="03483620"/>
+    <w:lvl w:ilvl="0" w:tplc="E6968A42" w:tentative="1">
       <w:start w:val="1"/>
       <w:numFmt w:val="bullet"/>
       <w:lvlText w:val="●"/>
@@ -5898,7 +5844,7 @@
         <w:ind w:left="720" w:hanging="360"/>
       </w:pPr>
     </w:lvl>
-    <w:lvl w:ilvl="1" w:tplc="B590FC08" w:tentative="1">
+    <w:lvl w:ilvl="1" w:tplc="701AFAC2" w:tentative="1">
       <w:start w:val="1"/>
       <w:numFmt w:val="bullet"/>
       <w:lvlText w:val="○"/>
@@ -5907,7 +5853,7 @@
         <w:ind w:left="1440" w:hanging="360"/>
       </w:pPr>
     </w:lvl>
-    <w:lvl w:ilvl="2" w:tplc="4386F802" w:tentative="1">
+    <w:lvl w:ilvl="2" w:tplc="AC2CBEEA" w:tentative="1">
       <w:start w:val="1"/>
       <w:numFmt w:val="bullet"/>
       <w:lvlText w:val="■"/>
@@ -5916,7 +5862,7 @@
         <w:ind w:left="2160" w:hanging="360"/>
       </w:pPr>
     </w:lvl>
-    <w:lvl w:ilvl="3" w:tplc="116A4FF4" w:tentative="1">
+    <w:lvl w:ilvl="3" w:tplc="8D44D090" w:tentative="1">
       <w:start w:val="1"/>
       <w:numFmt w:val="bullet"/>
       <w:lvlText w:val="●"/>
@@ -5925,7 +5871,7 @@
         <w:ind w:left="2880" w:hanging="360"/>
       </w:pPr>
     </w:lvl>
-    <w:lvl w:ilvl="4" w:tplc="CFE043EC" w:tentative="1">
+    <w:lvl w:ilvl="4" w:tplc="BBA417B8" w:tentative="1">
       <w:start w:val="1"/>
       <w:numFmt w:val="bullet"/>
       <w:lvlText w:val="○"/>
@@ -5934,7 +5880,7 @@
         <w:ind w:left="3600" w:hanging="360"/>
       </w:pPr>
     </w:lvl>
-    <w:lvl w:ilvl="5" w:tplc="369207C6" w:tentative="1">
+    <w:lvl w:ilvl="5" w:tplc="643E1C3C" w:tentative="1">
       <w:start w:val="1"/>
       <w:numFmt w:val="bullet"/>
       <w:lvlText w:val="■"/>
@@ -5943,7 +5889,7 @@
         <w:ind w:left="4320" w:hanging="360"/>
       </w:pPr>
     </w:lvl>
-    <w:lvl w:ilvl="6" w:tplc="ACBAF780" w:tentative="1">
+    <w:lvl w:ilvl="6" w:tplc="6E2049CA" w:tentative="1">
       <w:start w:val="1"/>
       <w:numFmt w:val="bullet"/>
       <w:lvlText w:val="●"/>
@@ -5952,7 +5898,7 @@
         <w:ind w:left="5040" w:hanging="360"/>
       </w:pPr>
     </w:lvl>
-    <w:lvl w:ilvl="7" w:tplc="B1EA033C" w:tentative="1">
+    <w:lvl w:ilvl="7" w:tplc="2ED8816E" w:tentative="1">
       <w:start w:val="1"/>
       <w:numFmt w:val="bullet"/>
       <w:lvlText w:val="●"/>
@@ -5961,7 +5907,7 @@
         <w:ind w:left="5760" w:hanging="360"/>
       </w:pPr>
     </w:lvl>
-    <w:lvl w:ilvl="8" w:tplc="4E9044B4" w:tentative="1">
+    <w:lvl w:ilvl="8" w:tplc="D7BE5358" w:tentative="1">
       <w:start w:val="1"/>
       <w:numFmt w:val="bullet"/>
       <w:lvlText w:val="●"/>
@@ -5971,11 +5917,11 @@
       </w:pPr>
     </w:lvl>
   </w:abstractNum>
-  <w:abstractNum w:abstractNumId="2" w15:restartNumberingAfterBreak="0">
-    <w:nsid w:val="6C902177"/>
+  <w:abstractNum w:abstractNumId="1" w15:restartNumberingAfterBreak="0">
+    <w:nsid w:val="614D7FF7"/>
     <w:multiLevelType w:val="hybridMultilevel"/>
-    <w:tmpl w:val="211479A2"/>
-    <w:lvl w:ilvl="0" w:tplc="DF568F40">
+    <w:tmpl w:val="19EE23AE"/>
+    <w:lvl w:ilvl="0" w:tplc="2DDE102E">
       <w:start w:val="1"/>
       <w:numFmt w:val="bullet"/>
       <w:lvlText w:val="•"/>
@@ -5984,7 +5930,7 @@
         <w:ind w:left="400" w:hanging="260"/>
       </w:pPr>
     </w:lvl>
-    <w:lvl w:ilvl="1" w:tplc="29424724" w:tentative="1">
+    <w:lvl w:ilvl="1" w:tplc="05A4E272" w:tentative="1">
       <w:start w:val="1"/>
       <w:numFmt w:val="bullet"/>
       <w:lvlText w:val="–"/>
@@ -5993,7 +5939,7 @@
         <w:ind w:left="760" w:hanging="260"/>
       </w:pPr>
     </w:lvl>
-    <w:lvl w:ilvl="2" w:tplc="A598265C" w:tentative="1">
+    <w:lvl w:ilvl="2" w:tplc="B67C3994" w:tentative="1">
       <w:start w:val="1"/>
       <w:numFmt w:val="bullet"/>
       <w:lvlText w:val="·"/>
@@ -6002,45 +5948,99 @@
         <w:ind w:left="1120" w:hanging="260"/>
       </w:pPr>
     </w:lvl>
-    <w:lvl w:ilvl="3" w:tplc="0316D036">
+    <w:lvl w:ilvl="3" w:tplc="434E8CF0">
       <w:numFmt w:val="decimal"/>
       <w:lvlText w:val=""/>
       <w:lvlJc w:val="left"/>
     </w:lvl>
-    <w:lvl w:ilvl="4" w:tplc="26864EB8">
+    <w:lvl w:ilvl="4" w:tplc="704ED51E">
       <w:numFmt w:val="decimal"/>
       <w:lvlText w:val=""/>
       <w:lvlJc w:val="left"/>
     </w:lvl>
-    <w:lvl w:ilvl="5" w:tplc="50589AE2">
+    <w:lvl w:ilvl="5" w:tplc="6AA83588">
       <w:numFmt w:val="decimal"/>
       <w:lvlText w:val=""/>
       <w:lvlJc w:val="left"/>
     </w:lvl>
-    <w:lvl w:ilvl="6" w:tplc="61986D7C">
+    <w:lvl w:ilvl="6" w:tplc="023E4A72">
       <w:numFmt w:val="decimal"/>
       <w:lvlText w:val=""/>
       <w:lvlJc w:val="left"/>
     </w:lvl>
-    <w:lvl w:ilvl="7" w:tplc="CF0EEEB4">
+    <w:lvl w:ilvl="7" w:tplc="49849D52">
       <w:numFmt w:val="decimal"/>
       <w:lvlText w:val=""/>
       <w:lvlJc w:val="left"/>
     </w:lvl>
-    <w:lvl w:ilvl="8" w:tplc="F4421F32">
+    <w:lvl w:ilvl="8" w:tplc="E6D636F2">
       <w:numFmt w:val="decimal"/>
       <w:lvlText w:val=""/>
       <w:lvlJc w:val="left"/>
     </w:lvl>
   </w:abstractNum>
-  <w:num w:numId="1" w16cid:durableId="1261449752">
-    <w:abstractNumId w:val="1"/>
+  <w:abstractNum w:abstractNumId="2" w15:restartNumberingAfterBreak="0">
+    <w:nsid w:val="6A7F55F7"/>
+    <w:multiLevelType w:val="hybridMultilevel"/>
+    <w:tmpl w:val="6F044728"/>
+    <w:lvl w:ilvl="0" w:tplc="386CF0E8" w:tentative="1">
+      <w:start w:val="1"/>
+      <w:numFmt w:val="decimal"/>
+      <w:lvlText w:val="%1."/>
+      <w:lvlJc w:val="left"/>
+      <w:pPr>
+        <w:ind w:left="420" w:hanging="300"/>
+      </w:pPr>
+    </w:lvl>
+    <w:lvl w:ilvl="1" w:tplc="72B4EB40">
+      <w:numFmt w:val="decimal"/>
+      <w:lvlText w:val=""/>
+      <w:lvlJc w:val="left"/>
+    </w:lvl>
+    <w:lvl w:ilvl="2" w:tplc="B178D156">
+      <w:numFmt w:val="decimal"/>
+      <w:lvlText w:val=""/>
+      <w:lvlJc w:val="left"/>
+    </w:lvl>
+    <w:lvl w:ilvl="3" w:tplc="5E320514">
+      <w:numFmt w:val="decimal"/>
+      <w:lvlText w:val=""/>
+      <w:lvlJc w:val="left"/>
+    </w:lvl>
+    <w:lvl w:ilvl="4" w:tplc="4FD04EAE">
+      <w:numFmt w:val="decimal"/>
+      <w:lvlText w:val=""/>
+      <w:lvlJc w:val="left"/>
+    </w:lvl>
+    <w:lvl w:ilvl="5" w:tplc="F3C0BAAC">
+      <w:numFmt w:val="decimal"/>
+      <w:lvlText w:val=""/>
+      <w:lvlJc w:val="left"/>
+    </w:lvl>
+    <w:lvl w:ilvl="6" w:tplc="0A1AC6AE">
+      <w:numFmt w:val="decimal"/>
+      <w:lvlText w:val=""/>
+      <w:lvlJc w:val="left"/>
+    </w:lvl>
+    <w:lvl w:ilvl="7" w:tplc="A45A9AE8">
+      <w:numFmt w:val="decimal"/>
+      <w:lvlText w:val=""/>
+      <w:lvlJc w:val="left"/>
+    </w:lvl>
+    <w:lvl w:ilvl="8" w:tplc="263C3186">
+      <w:numFmt w:val="decimal"/>
+      <w:lvlText w:val=""/>
+      <w:lvlJc w:val="left"/>
+    </w:lvl>
+  </w:abstractNum>
+  <w:num w:numId="1" w16cid:durableId="1556309634">
+    <w:abstractNumId w:val="0"/>
     <w:lvlOverride w:ilvl="0">
       <w:startOverride w:val="1"/>
     </w:lvlOverride>
   </w:num>
-  <w:num w:numId="2" w16cid:durableId="1760254305">
-    <w:abstractNumId w:val="2"/>
+  <w:num w:numId="2" w16cid:durableId="1663967468">
+    <w:abstractNumId w:val="1"/>
     <w:lvlOverride w:ilvl="0">
       <w:startOverride w:val="1"/>
     </w:lvlOverride>
@@ -6682,7 +6682,7 @@
     <w:autoRedefine/>
     <w:uiPriority w:val="39"/>
     <w:unhideWhenUsed/>
-    <w:rsid w:val="00CF18C2"/>
+    <w:rsid w:val="00664FA2"/>
     <w:pPr>
       <w:spacing w:after="100"/>
     </w:pPr>
